--- a/docs/cover_letter_gbe_GBE.docx
+++ b/docs/cover_letter_gbe_GBE.docx
@@ -1,13 +1,13 @@
 
 <file path=word/document.xml><?xml version="1.0" encoding="utf-8"?>
-<w:document xmlns:wpc="http://schemas.microsoft.com/office/word/2010/wordprocessingCanvas" xmlns:cx="http://schemas.microsoft.com/office/drawing/2014/chartex" xmlns:cx1="http://schemas.microsoft.com/office/drawing/2015/9/8/chartex" xmlns:cx2="http://schemas.microsoft.com/office/drawing/2015/10/21/chartex" xmlns:cx3="http://schemas.microsoft.com/office/drawing/2016/5/9/chartex" xmlns:cx4="http://schemas.microsoft.com/office/drawing/2016/5/10/chartex" xmlns:cx5="http://schemas.microsoft.com/office/drawing/2016/5/11/chartex" xmlns:cx6="http://schemas.microsoft.com/office/drawing/2016/5/12/chartex" xmlns:cx7="http://schemas.microsoft.com/office/drawing/2016/5/13/chartex" xmlns:cx8="http://schemas.microsoft.com/office/drawing/2016/5/14/chartex" xmlns:mc="http://schemas.openxmlformats.org/markup-compatibility/2006" xmlns:aink="http://schemas.microsoft.com/office/drawing/2016/ink" xmlns:am3d="http://schemas.microsoft.com/office/drawing/2017/model3d" xmlns:o="urn:schemas-microsoft-com:office:office" xmlns:oel="http://schemas.microsoft.com/office/2019/extlst" xmlns:r="http://schemas.openxmlformats.org/officeDocument/2006/relationships" xmlns:m="http://schemas.openxmlformats.org/officeDocument/2006/math" xmlns:v="urn:schemas-microsoft-com:vml" xmlns:wp14="http://schemas.microsoft.com/office/word/2010/wordprocessingDrawing" xmlns:wp="http://schemas.openxmlformats.org/drawingml/2006/wordprocessingDrawing" xmlns:w10="urn:schemas-microsoft-com:office:word" xmlns:w="http://schemas.openxmlformats.org/wordprocessingml/2006/main" xmlns:w14="http://schemas.microsoft.com/office/word/2010/wordml" xmlns:w15="http://schemas.microsoft.com/office/word/2012/wordml" xmlns:w16cex="http://schemas.microsoft.com/office/word/2018/wordml/cex" xmlns:w16cid="http://schemas.microsoft.com/office/word/2016/wordml/cid" xmlns:w16="http://schemas.microsoft.com/office/word/2018/wordml" xmlns:w16du="http://schemas.microsoft.com/office/word/2023/wordml/word16du" xmlns:w16sdtdh="http://schemas.microsoft.com/office/word/2020/wordml/sdtdatahash" xmlns:w16sdtfl="http://schemas.microsoft.com/office/word/2024/wordml/sdtformatlock" xmlns:w16se="http://schemas.microsoft.com/office/word/2015/wordml/symex" xmlns:wpg="http://schemas.microsoft.com/office/word/2010/wordprocessingGroup" xmlns:wpi="http://schemas.microsoft.com/office/word/2010/wordprocessingInk" xmlns:wne="http://schemas.microsoft.com/office/word/2006/wordml" xmlns:wps="http://schemas.microsoft.com/office/word/2010/wordprocessingShape" mc:Ignorable="w14 w15 w16se w16cid w16 w16cex w16sdtdh w16sdtfl w16du wp14">
+<w:document xmlns:w="http://schemas.openxmlformats.org/wordprocessingml/2006/main" xmlns:m="http://schemas.openxmlformats.org/officeDocument/2006/math" xmlns:r="http://schemas.openxmlformats.org/officeDocument/2006/relationships" xmlns:o="urn:schemas-microsoft-com:office:office" xmlns:v="urn:schemas-microsoft-com:vml" xmlns:w10="urn:schemas-microsoft-com:office:word" xmlns:a="http://schemas.openxmlformats.org/drawingml/2006/main" xmlns:pic="http://schemas.openxmlformats.org/drawingml/2006/picture" xmlns:wp="http://schemas.openxmlformats.org/drawingml/2006/wordprocessingDrawing">
   <w:body>
     <w:p>
       <w:pPr>
         <w:pStyle w:val="FirstParagraph"/>
       </w:pPr>
       <w:r>
-        <w:t>Dear Editors,</w:t>
+        <w:t xml:space="preserve">Dear Editors,</w:t>
       </w:r>
     </w:p>
     <w:p>
@@ -15,27 +15,45 @@
         <w:pStyle w:val="BodyText"/>
       </w:pPr>
       <w:r>
-        <w:t xml:space="preserve">I am writing to submit the manuscript titled “Computational evidence for a distributed AT-based regulatory mechanism enabling de novo gene birth in </w:t>
+        <w:t xml:space="preserve">I am writing to submit the manuscript titled</w:t>
+      </w:r>
+      <w:r>
+        <w:t xml:space="preserve"> </w:t>
+      </w:r>
+      <w:r>
+        <w:t xml:space="preserve">“Computational evidence for a distributed AT-based regulatory mechanism enabling de novo gene birth in</w:t>
+      </w:r>
+      <w:r>
+        <w:t xml:space="preserve"> </w:t>
       </w:r>
       <w:r>
         <w:rPr>
           <w:i/>
           <w:iCs/>
         </w:rPr>
-        <w:t>Pandoravirus salinus</w:t>
-      </w:r>
-      <w:r>
-        <w:t xml:space="preserve">” for consideration as a Research Article in </w:t>
+        <w:t xml:space="preserve">Pandoravirus salinus</w:t>
+      </w:r>
+      <w:r>
+        <w:t xml:space="preserve">”</w:t>
+      </w:r>
+      <w:r>
+        <w:t xml:space="preserve"> </w:t>
+      </w:r>
+      <w:r>
+        <w:t xml:space="preserve">for consideration as a Research Article in</w:t>
+      </w:r>
+      <w:r>
+        <w:t xml:space="preserve"> </w:t>
       </w:r>
       <w:r>
         <w:rPr>
           <w:i/>
           <w:iCs/>
         </w:rPr>
-        <w:t>Genome Biology and Evolution</w:t>
-      </w:r>
-      <w:r>
-        <w:t>.</w:t>
+        <w:t xml:space="preserve">Genome Biology and Evolution</w:t>
+      </w:r>
+      <w:r>
+        <w:t xml:space="preserve">.</w:t>
       </w:r>
     </w:p>
     <w:p>
@@ -47,20 +65,61 @@
           <w:i/>
           <w:iCs/>
         </w:rPr>
-        <w:t>Pandoravirus salinus</w:t>
-      </w:r>
-      <w:r>
-        <w:t xml:space="preserve"> possesses the largest known viral genome (2.47 Mb), with over 92% of its genes having no detectable homologs outside the Pandoraviridae. While comparative genomic studies by the Claverie group have established that these genes likely arise de novo from non-coding sequence, the genomic infrastructure enabling this process has remained unclear. Using a 12-module computational pipeline applied to a single genome, we first establish that </w:t>
+        <w:t xml:space="preserve">Pandoravirus salinus</w:t>
+      </w:r>
+      <w:r>
+        <w:t xml:space="preserve"> </w:t>
+      </w:r>
+      <w:r>
+        <w:t xml:space="preserve">possesses the largest known viral genome (2.47 Mb), with 92.5% of its proteins lacking detectable homologs outside the Pandoraviridae (Philippe et al. 2013). Comparative genomic studies by the Claverie group have established that these genes likely arise de novo from non-coding sequence, but the genomic infrastructure enabling this process has remained unclear. Using a 12-module computational pipeline applied primarily to a single genome and validated across four additional Nucleocytoviricota, we identify a</w:t>
+      </w:r>
+      <w:r>
+        <w:t xml:space="preserve"> </w:t>
+      </w:r>
+      <w:r>
+        <w:rPr>
+          <w:b/>
+          <w:bCs/>
+        </w:rPr>
+        <w:t xml:space="preserve">distributed AT-based regulatory system</w:t>
+      </w:r>
+      <w:r>
+        <w:t xml:space="preserve"> </w:t>
+      </w:r>
+      <w:r>
+        <w:t xml:space="preserve">that pre-loads intergenic regions with promoter and terminator signals, resolving how proto-genes can be transcribed regardless of their genomic position. The strand-aware binomial test confirms 74% correct regulatory orientation in</w:t>
+      </w:r>
+      <w:r>
+        <w:t xml:space="preserve"> </w:t>
       </w:r>
       <w:r>
         <w:rPr>
           <w:i/>
           <w:iCs/>
         </w:rPr>
-        <w:t>P. salinus</w:t>
-      </w:r>
-      <w:r>
-        <w:t xml:space="preserve"> is compositionally the most uniform genome in a four-virus comparison set despite being the largest (GC coefficient of variation 6.1%), with ORFan genes indistinguishable from annotated genes across all codon usage metrics arguing against recent patchwork horizontal gene transfer. We then identify a distributed AT-based regulatory system that pre-loads intergenic regions with promoter and terminator signals, resolving how proto-genes can be transcribed regardless of their genomic position. We establish a quantitative five-tier proto-gene continuum supported by gene family analysis (96.8% singletons) and protein structure prediction (ESM-2 embeddings), and demonstrate through genome-wide BLASTp analysis that annotated genes are 7.2-fold more likely than hypothetical genes to retain external homologs (OR = 7.19, 95% CI: 3.5–13.6, p = 7.79 × 10⁻¹²) providing direct evidence for an age-dependent homology gradient consistent with the de novo gene birth model.</w:t>
+        <w:t xml:space="preserve">P. salinus</w:t>
+      </w:r>
+      <w:r>
+        <w:t xml:space="preserve"> </w:t>
+      </w:r>
+      <w:r>
+        <w:t xml:space="preserve">(3,559/4,810; p ≈ 8 × 10⁻²⁵³) with same-genus replication in</w:t>
+      </w:r>
+      <w:r>
+        <w:t xml:space="preserve"> </w:t>
+      </w:r>
+      <w:r>
+        <w:rPr>
+          <w:i/>
+          <w:iCs/>
+        </w:rPr>
+        <w:t xml:space="preserve">P. dulcis</w:t>
+      </w:r>
+      <w:r>
+        <w:t xml:space="preserve"> </w:t>
+      </w:r>
+      <w:r>
+        <w:t xml:space="preserve">(61.8%; p ≈ 6 × 10⁻⁸⁰). Three secondary contributions support the central finding: a quantitative five-tier proto-gene continuum, an asymmetric four-stage maturation ordering (regulatory → structural → codon → GC), and cross-NCLDV validation showing singleton-dominated proteomes (64–91% under adaptive thresholds) and translational selection are broadly conserved across four families and 28–64% GC content.</w:t>
       </w:r>
     </w:p>
     <w:p>
@@ -68,7 +127,49 @@
         <w:pStyle w:val="BodyText"/>
       </w:pPr>
       <w:r>
-        <w:t>I believe this manuscript is well suited for GBE because it addresses a fundamental question in genome evolution how new genes arise from non-coding DNA through computational methodology that complements existing comparative approaches. The single-genome analytical framework we present provides an independent line of support for the de novo gene birth hypothesis and identifies the mechanistic substrate that enables it. This work should be of interest to GBE’s readership in evolutionary genomics, giant virus biology, and de novo gene emergence.</w:t>
+        <w:t xml:space="preserve">I believe this manuscript is well suited for</w:t>
+      </w:r>
+      <w:r>
+        <w:t xml:space="preserve"> </w:t>
+      </w:r>
+      <w:r>
+        <w:rPr>
+          <w:i/>
+          <w:iCs/>
+        </w:rPr>
+        <w:t xml:space="preserve">GBE</w:t>
+      </w:r>
+      <w:r>
+        <w:t xml:space="preserve"> </w:t>
+      </w:r>
+      <w:r>
+        <w:t xml:space="preserve">because it addresses a fundamental question in genome evolution — how new genes arise from non-coding DNA — through computational methodology that complements the comparative-genomics approach. To our knowledge it would be the first NCLDV de novo gene birth study published in</w:t>
+      </w:r>
+      <w:r>
+        <w:t xml:space="preserve"> </w:t>
+      </w:r>
+      <w:r>
+        <w:rPr>
+          <w:i/>
+          <w:iCs/>
+        </w:rPr>
+        <w:t xml:space="preserve">GBE</w:t>
+      </w:r>
+      <w:r>
+        <w:t xml:space="preserve">, and it bridges two literatures (giant-virus genome evolution and de novo gene birth) that have developed largely independently. The work should be of interest to</w:t>
+      </w:r>
+      <w:r>
+        <w:t xml:space="preserve"> </w:t>
+      </w:r>
+      <w:r>
+        <w:rPr>
+          <w:i/>
+          <w:iCs/>
+        </w:rPr>
+        <w:t xml:space="preserve">GBE</w:t>
+      </w:r>
+      <w:r>
+        <w:t xml:space="preserve">’s readership in evolutionary genomics, giant virus biology, and de novo gene emergence.</w:t>
       </w:r>
     </w:p>
     <w:p>
@@ -76,7 +177,36 @@
         <w:pStyle w:val="BodyText"/>
       </w:pPr>
       <w:r>
-        <w:t>This manuscript has not been published and is not under consideration elsewhere. All analysis scripts, data, and a statistics audit file are publicly available at https://github.com/mathamagician/pandoravirus-denovo-genebirth and archived at https://doi.org/10.5281/zenodo.19046142.</w:t>
+        <w:t xml:space="preserve">We have made unusual efforts toward methodological transparency. The repository includes a per-claim statistics audit (</w:t>
+      </w:r>
+      <w:r>
+        <w:rPr>
+          <w:rStyle w:val="VerbatimChar"/>
+        </w:rPr>
+        <w:t xml:space="preserve">statistics_audit.json</w:t>
+      </w:r>
+      <w:r>
+        <w:t xml:space="preserve">) mapping every manuscript-cited number to its source computation and data file, all-vs-all BLASTp clustering of the 478-gene compositional family to validate the</w:t>
+      </w:r>
+      <w:r>
+        <w:t xml:space="preserve"> </w:t>
+      </w:r>
+      <w:r>
+        <w:t xml:space="preserve">“distant paralogy”</w:t>
+      </w:r>
+      <w:r>
+        <w:t xml:space="preserve"> </w:t>
+      </w:r>
+      <w:r>
+        <w:t xml:space="preserve">inference using sequence-level methods (Camacho et al. 2009), and full reproducibility of every figure from the deposited results. All analysis scripts, primary data, intermediate results, and the statistics audit file are publicly available at https://github.com/mathamagician/pandoravirus-denovo-genebirth and archived at https://doi.org/10.5281/zenodo.19347286.</w:t>
+      </w:r>
+    </w:p>
+    <w:p>
+      <w:pPr>
+        <w:pStyle w:val="BodyText"/>
+      </w:pPr>
+      <w:r>
+        <w:t xml:space="preserve">This manuscript has not been published and is not under consideration elsewhere.</w:t>
       </w:r>
     </w:p>
     <w:p>
@@ -88,53 +218,212 @@
           <w:b/>
           <w:bCs/>
         </w:rPr>
-        <w:t>Disclosure of AI tool use:</w:t>
-      </w:r>
-      <w:r>
-        <w:t xml:space="preserve"> In accordance with GBE policy, I wish to disclose that AI tools (Anthropic’s Claude) were used to assist with code development, data-processing workflow design, analytical planning, and editorial refinement of manuscript text. This use is also disclosed in the Materials and Methods section of the manuscript. All analyses, statistical methods, interpretations, and final manuscript content were reviewed and validated by the author. The author takes full responsibility for the accuracy and integrity of the work.</w:t>
+        <w:t xml:space="preserve">Suggested reviewers</w:t>
+      </w:r>
+      <w:r>
+        <w:t xml:space="preserve"> </w:t>
+      </w:r>
+      <w:r>
+        <w:t xml:space="preserve">(we have no co-authorship or competing-interest relationships with any of the following):</w:t>
       </w:r>
     </w:p>
     <w:p>
       <w:pPr>
-        <w:pStyle w:val="BodyText"/>
-      </w:pPr>
-      <w:r>
-        <w:t>Thank you for your consideration.</w:t>
+        <w:pStyle w:val="Compact"/>
+        <w:numPr>
+          <w:ilvl w:val="0"/>
+          <w:numId w:val="1001"/>
+        </w:numPr>
+      </w:pPr>
+      <w:r>
+        <w:rPr>
+          <w:b/>
+          <w:bCs/>
+        </w:rPr>
+        <w:t xml:space="preserve">Frank O. Aylward</w:t>
+      </w:r>
+      <w:r>
+        <w:t xml:space="preserve"> </w:t>
+      </w:r>
+      <w:r>
+        <w:t xml:space="preserve">(Virginia Tech) — NCLDV taxonomy, ecology, and giant virus genome evolution. Author of the Aylward et al. 2021</w:t>
+      </w:r>
+      <w:r>
+        <w:t xml:space="preserve"> </w:t>
+      </w:r>
+      <w:r>
+        <w:rPr>
+          <w:i/>
+          <w:iCs/>
+        </w:rPr>
+        <w:t xml:space="preserve">PLOS Biology</w:t>
+      </w:r>
+      <w:r>
+        <w:t xml:space="preserve"> </w:t>
+      </w:r>
+      <w:r>
+        <w:t xml:space="preserve">taxonomic framework cited in the manuscript.</w:t>
       </w:r>
     </w:p>
     <w:p>
       <w:pPr>
+        <w:pStyle w:val="Compact"/>
+        <w:numPr>
+          <w:ilvl w:val="0"/>
+          <w:numId w:val="1001"/>
+        </w:numPr>
+      </w:pPr>
+      <w:r>
+        <w:rPr>
+          <w:b/>
+          <w:bCs/>
+        </w:rPr>
+        <w:t xml:space="preserve">Aoife McLysaght</w:t>
+      </w:r>
+      <w:r>
+        <w:t xml:space="preserve"> </w:t>
+      </w:r>
+      <w:r>
+        <w:t xml:space="preserve">(Trinity College Dublin) — De novo gene birth methodology, ORFan analysis, and proto-gene continuum frameworks.</w:t>
+      </w:r>
+    </w:p>
+    <w:p>
+      <w:pPr>
+        <w:pStyle w:val="Compact"/>
+        <w:numPr>
+          <w:ilvl w:val="0"/>
+          <w:numId w:val="1001"/>
+        </w:numPr>
+      </w:pPr>
+      <w:r>
+        <w:rPr>
+          <w:b/>
+          <w:bCs/>
+        </w:rPr>
+        <w:t xml:space="preserve">Anne-Ruxandra Carvunis</w:t>
+      </w:r>
+      <w:r>
+        <w:t xml:space="preserve"> </w:t>
+      </w:r>
+      <w:r>
+        <w:t xml:space="preserve">(University of Pittsburgh) — De novo gene birth in yeast and across kingdoms; co-author of the canonical Van Oss &amp; Carvunis 2019</w:t>
+      </w:r>
+      <w:r>
+        <w:t xml:space="preserve"> </w:t>
+      </w:r>
+      <w:r>
+        <w:rPr>
+          <w:i/>
+          <w:iCs/>
+        </w:rPr>
+        <w:t xml:space="preserve">PLOS Genetics</w:t>
+      </w:r>
+      <w:r>
+        <w:t xml:space="preserve"> </w:t>
+      </w:r>
+      <w:r>
+        <w:t xml:space="preserve">review on de novo gene birth.</w:t>
+      </w:r>
+    </w:p>
+    <w:p>
+      <w:pPr>
+        <w:pStyle w:val="FirstParagraph"/>
+      </w:pPr>
+      <w:r>
+        <w:rPr>
+          <w:b/>
+          <w:bCs/>
+        </w:rPr>
+        <w:t xml:space="preserve">Disclosure of AI tool use:</w:t>
+      </w:r>
+      <w:r>
+        <w:t xml:space="preserve"> </w:t>
+      </w:r>
+      <w:r>
+        <w:t xml:space="preserve">In accordance with</w:t>
+      </w:r>
+      <w:r>
+        <w:t xml:space="preserve"> </w:t>
+      </w:r>
+      <w:r>
+        <w:rPr>
+          <w:i/>
+          <w:iCs/>
+        </w:rPr>
+        <w:t xml:space="preserve">GBE</w:t>
+      </w:r>
+      <w:r>
+        <w:t xml:space="preserve"> </w:t>
+      </w:r>
+      <w:r>
+        <w:t xml:space="preserve">policy, I disclose that AI tools (Anthropic’s Claude) were used to assist with code development, data-processing workflow design, analytical planning, and editorial refinement of manuscript text. This is also disclosed in the Materials and Methods section. All analyses, statistical methods, interpretations, and final manuscript content were reviewed and validated by the author, who takes full responsibility for the accuracy and integrity of the work.</w:t>
+      </w:r>
+    </w:p>
+    <w:p>
+      <w:pPr>
         <w:pStyle w:val="BodyText"/>
       </w:pPr>
       <w:r>
-        <w:t xml:space="preserve">Sincerely, </w:t>
-      </w:r>
-      <w:r>
-        <w:t>Edward</w:t>
-      </w:r>
-      <w:r>
-        <w:t xml:space="preserve"> Bradford</w:t>
+        <w:t xml:space="preserve">Thank you for your consideration.</w:t>
+      </w:r>
+    </w:p>
+    <w:p>
+      <w:pPr>
+        <w:pStyle w:val="BodyText"/>
+      </w:pPr>
+      <w:r>
+        <w:t xml:space="preserve">Sincerely,</w:t>
+      </w:r>
+      <w:r>
+        <w:t xml:space="preserve"> </w:t>
+      </w:r>
+      <w:r>
+        <w:t xml:space="preserve">Eddie Bradford</w:t>
+      </w:r>
+      <w:r>
+        <w:t xml:space="preserve"> </w:t>
+      </w:r>
+      <w:r>
+        <w:t xml:space="preserve">Bradford Genomics, San Diego, CA, USA</w:t>
       </w:r>
     </w:p>
     <w:sectPr>
       <w:footnotePr>
         <w:numRestart w:val="eachSect"/>
       </w:footnotePr>
-      <w:pgSz w:w="12240" w:h="15840"/>
-      <w:pgMar w:top="1440" w:right="1440" w:bottom="720" w:left="1440" w:header="720" w:footer="720" w:gutter="0"/>
-      <w:cols w:space="720"/>
-      <w:docGrid w:linePitch="326"/>
     </w:sectPr>
   </w:body>
 </w:document>
 </file>
 
+<file path=word/comments.xml><?xml version="1.0" encoding="utf-8"?>
+<w:comments xmlns:w="http://schemas.openxmlformats.org/wordprocessingml/2006/main" xmlns:m="http://schemas.openxmlformats.org/officeDocument/2006/math" xmlns:r="http://schemas.openxmlformats.org/officeDocument/2006/relationships" xmlns:o="urn:schemas-microsoft-com:office:office" xmlns:v="urn:schemas-microsoft-com:vml" xmlns:w10="urn:schemas-microsoft-com:office:word" xmlns:a="http://schemas.openxmlformats.org/drawingml/2006/main" xmlns:pic="http://schemas.openxmlformats.org/drawingml/2006/picture" xmlns:wp="http://schemas.openxmlformats.org/drawingml/2006/wordprocessingDrawing"/>
+</file>
+
+<file path=word/footnotes.xml><?xml version="1.0" encoding="utf-8"?>
+<w:footnotes xmlns:w="http://schemas.openxmlformats.org/wordprocessingml/2006/main" xmlns:m="http://schemas.openxmlformats.org/officeDocument/2006/math" xmlns:r="http://schemas.openxmlformats.org/officeDocument/2006/relationships" xmlns:o="urn:schemas-microsoft-com:office:office" xmlns:v="urn:schemas-microsoft-com:vml" xmlns:w10="urn:schemas-microsoft-com:office:word" xmlns:a="http://schemas.openxmlformats.org/drawingml/2006/main" xmlns:pic="http://schemas.openxmlformats.org/drawingml/2006/picture" xmlns:wp="http://schemas.openxmlformats.org/drawingml/2006/wordprocessingDrawing">
+  <w:footnote w:type="continuationSeparator" w:id="0">
+    <w:p>
+      <w:r>
+        <w:continuationSeparator/>
+      </w:r>
+    </w:p>
+  </w:footnote>
+  <w:footnote w:type="separator" w:id="-1">
+    <w:p>
+      <w:r>
+        <w:separator/>
+      </w:r>
+    </w:p>
+  </w:footnote>
+</w:footnotes>
+</file>
+
 <file path=word/numbering.xml><?xml version="1.0" encoding="utf-8"?>
-<w:numbering xmlns:wpc="http://schemas.microsoft.com/office/word/2010/wordprocessingCanvas" xmlns:cx="http://schemas.microsoft.com/office/drawing/2014/chartex" xmlns:cx1="http://schemas.microsoft.com/office/drawing/2015/9/8/chartex" xmlns:cx2="http://schemas.microsoft.com/office/drawing/2015/10/21/chartex" xmlns:cx3="http://schemas.microsoft.com/office/drawing/2016/5/9/chartex" xmlns:cx4="http://schemas.microsoft.com/office/drawing/2016/5/10/chartex" xmlns:cx5="http://schemas.microsoft.com/office/drawing/2016/5/11/chartex" xmlns:cx6="http://schemas.microsoft.com/office/drawing/2016/5/12/chartex" xmlns:cx7="http://schemas.microsoft.com/office/drawing/2016/5/13/chartex" xmlns:cx8="http://schemas.microsoft.com/office/drawing/2016/5/14/chartex" xmlns:mc="http://schemas.openxmlformats.org/markup-compatibility/2006" xmlns:aink="http://schemas.microsoft.com/office/drawing/2016/ink" xmlns:am3d="http://schemas.microsoft.com/office/drawing/2017/model3d" xmlns:o="urn:schemas-microsoft-com:office:office" xmlns:oel="http://schemas.microsoft.com/office/2019/extlst" xmlns:r="http://schemas.openxmlformats.org/officeDocument/2006/relationships" xmlns:m="http://schemas.openxmlformats.org/officeDocument/2006/math" xmlns:v="urn:schemas-microsoft-com:vml" xmlns:wp14="http://schemas.microsoft.com/office/word/2010/wordprocessingDrawing" xmlns:wp="http://schemas.openxmlformats.org/drawingml/2006/wordprocessingDrawing" xmlns:w10="urn:schemas-microsoft-com:office:word" xmlns:w="http://schemas.openxmlformats.org/wordprocessingml/2006/main" xmlns:w14="http://schemas.microsoft.com/office/word/2010/wordml" xmlns:w15="http://schemas.microsoft.com/office/word/2012/wordml" xmlns:w16cex="http://schemas.microsoft.com/office/word/2018/wordml/cex" xmlns:w16cid="http://schemas.microsoft.com/office/word/2016/wordml/cid" xmlns:w16="http://schemas.microsoft.com/office/word/2018/wordml" xmlns:w16du="http://schemas.microsoft.com/office/word/2023/wordml/word16du" xmlns:w16sdtdh="http://schemas.microsoft.com/office/word/2020/wordml/sdtdatahash" xmlns:w16sdtfl="http://schemas.microsoft.com/office/word/2024/wordml/sdtformatlock" xmlns:w16se="http://schemas.microsoft.com/office/word/2015/wordml/symex" xmlns:wpg="http://schemas.microsoft.com/office/word/2010/wordprocessingGroup" xmlns:wpi="http://schemas.microsoft.com/office/word/2010/wordprocessingInk" xmlns:wne="http://schemas.microsoft.com/office/word/2006/wordml" xmlns:wps="http://schemas.microsoft.com/office/word/2010/wordprocessingShape" mc:Ignorable="w14 w15 w16se w16cid w16 w16cex w16sdtdh w16sdtfl w16du wp14">
-  <w:abstractNum w:abstractNumId="0" w15:restartNumberingAfterBreak="0">
+<w:numbering xmlns:w="http://schemas.openxmlformats.org/wordprocessingml/2006/main">
+  <w:abstractNum w:abstractNumId="990">
     <w:nsid w:val="0000A990"/>
     <w:multiLevelType w:val="multilevel"/>
-    <w:tmpl w:val="0126850A"/>
     <w:lvl w:ilvl="0">
       <w:numFmt w:val="bullet"/>
       <w:lvlText w:val=" "/>
@@ -208,21 +497,136 @@
       </w:pPr>
     </w:lvl>
   </w:abstractNum>
-  <w:num w:numId="1" w16cid:durableId="1146508708">
-    <w:abstractNumId w:val="0"/>
+  <w:abstractNum w:abstractNumId="99411">
+    <w:nsid w:val="00A99411"/>
+    <w:multiLevelType w:val="multilevel"/>
+    <w:lvl w:ilvl="0">
+      <w:start w:val="1"/>
+      <w:numFmt w:val="decimal"/>
+      <w:lvlText w:val="%1."/>
+      <w:lvlJc w:val="left"/>
+      <w:pPr>
+        <w:ind w:left="720" w:hanging="360"/>
+      </w:pPr>
+    </w:lvl>
+    <w:lvl w:ilvl="1">
+      <w:start w:val="1"/>
+      <w:numFmt w:val="decimal"/>
+      <w:lvlText w:val="%2."/>
+      <w:lvlJc w:val="left"/>
+      <w:pPr>
+        <w:ind w:left="1440" w:hanging="360"/>
+      </w:pPr>
+    </w:lvl>
+    <w:lvl w:ilvl="2">
+      <w:start w:val="1"/>
+      <w:numFmt w:val="decimal"/>
+      <w:lvlText w:val="%3."/>
+      <w:lvlJc w:val="left"/>
+      <w:pPr>
+        <w:ind w:left="2160" w:hanging="360"/>
+      </w:pPr>
+    </w:lvl>
+    <w:lvl w:ilvl="3">
+      <w:start w:val="1"/>
+      <w:numFmt w:val="decimal"/>
+      <w:lvlText w:val="%4."/>
+      <w:lvlJc w:val="left"/>
+      <w:pPr>
+        <w:ind w:left="2880" w:hanging="360"/>
+      </w:pPr>
+    </w:lvl>
+    <w:lvl w:ilvl="4">
+      <w:start w:val="1"/>
+      <w:numFmt w:val="decimal"/>
+      <w:lvlText w:val="%5."/>
+      <w:lvlJc w:val="left"/>
+      <w:pPr>
+        <w:ind w:left="3600" w:hanging="360"/>
+      </w:pPr>
+    </w:lvl>
+    <w:lvl w:ilvl="5">
+      <w:start w:val="1"/>
+      <w:numFmt w:val="decimal"/>
+      <w:lvlText w:val="%6."/>
+      <w:lvlJc w:val="left"/>
+      <w:pPr>
+        <w:ind w:left="4320" w:hanging="360"/>
+      </w:pPr>
+    </w:lvl>
+    <w:lvl w:ilvl="6">
+      <w:start w:val="1"/>
+      <w:numFmt w:val="decimal"/>
+      <w:lvlText w:val="%7."/>
+      <w:lvlJc w:val="left"/>
+      <w:pPr>
+        <w:ind w:left="5040" w:hanging="360"/>
+      </w:pPr>
+    </w:lvl>
+    <w:lvl w:ilvl="7">
+      <w:start w:val="1"/>
+      <w:numFmt w:val="decimal"/>
+      <w:lvlText w:val="%8."/>
+      <w:lvlJc w:val="left"/>
+      <w:pPr>
+        <w:ind w:left="5760" w:hanging="360"/>
+      </w:pPr>
+    </w:lvl>
+    <w:lvl w:ilvl="8">
+      <w:start w:val="1"/>
+      <w:numFmt w:val="decimal"/>
+      <w:lvlText w:val="%9."/>
+      <w:lvlJc w:val="left"/>
+      <w:pPr>
+        <w:ind w:left="6480" w:hanging="360"/>
+      </w:pPr>
+    </w:lvl>
+  </w:abstractNum>
+  <w:num w:numId="1000">
+    <w:abstractNumId w:val="990"/>
+  </w:num>
+  <w:num w:numId="1001">
+    <w:abstractNumId w:val="99411"/>
+    <w:lvlOverride w:ilvl="0">
+      <w:startOverride w:val="1"/>
+    </w:lvlOverride>
+    <w:lvlOverride w:ilvl="1">
+      <w:startOverride w:val="1"/>
+    </w:lvlOverride>
+    <w:lvlOverride w:ilvl="2">
+      <w:startOverride w:val="1"/>
+    </w:lvlOverride>
+    <w:lvlOverride w:ilvl="3">
+      <w:startOverride w:val="1"/>
+    </w:lvlOverride>
+    <w:lvlOverride w:ilvl="4">
+      <w:startOverride w:val="1"/>
+    </w:lvlOverride>
+    <w:lvlOverride w:ilvl="5">
+      <w:startOverride w:val="1"/>
+    </w:lvlOverride>
+    <w:lvlOverride w:ilvl="6">
+      <w:startOverride w:val="1"/>
+    </w:lvlOverride>
+    <w:lvlOverride w:ilvl="7">
+      <w:startOverride w:val="1"/>
+    </w:lvlOverride>
+    <w:lvlOverride w:ilvl="8">
+      <w:startOverride w:val="1"/>
+    </w:lvlOverride>
   </w:num>
 </w:numbering>
 </file>
 
 <file path=word/styles.xml><?xml version="1.0" encoding="utf-8"?>
-<w:styles xmlns:mc="http://schemas.openxmlformats.org/markup-compatibility/2006" xmlns:r="http://schemas.openxmlformats.org/officeDocument/2006/relationships" xmlns:w="http://schemas.openxmlformats.org/wordprocessingml/2006/main" xmlns:w14="http://schemas.microsoft.com/office/word/2010/wordml" xmlns:w15="http://schemas.microsoft.com/office/word/2012/wordml" xmlns:w16cex="http://schemas.microsoft.com/office/word/2018/wordml/cex" xmlns:w16cid="http://schemas.microsoft.com/office/word/2016/wordml/cid" xmlns:w16="http://schemas.microsoft.com/office/word/2018/wordml" xmlns:w16du="http://schemas.microsoft.com/office/word/2023/wordml/word16du" xmlns:w16sdtdh="http://schemas.microsoft.com/office/word/2020/wordml/sdtdatahash" xmlns:w16sdtfl="http://schemas.microsoft.com/office/word/2024/wordml/sdtformatlock" xmlns:w16se="http://schemas.microsoft.com/office/word/2015/wordml/symex" mc:Ignorable="w14 w15 w16se w16cid w16 w16cex w16sdtdh w16sdtfl w16du">
+<w:styles xmlns:r="http://schemas.openxmlformats.org/officeDocument/2006/relationships" xmlns:w="http://schemas.openxmlformats.org/wordprocessingml/2006/main">
   <w:docDefaults>
     <w:rPrDefault>
       <w:rPr>
-        <w:rFonts w:asciiTheme="minorHAnsi" w:eastAsiaTheme="minorEastAsia" w:hAnsiTheme="minorHAnsi" w:cstheme="minorBidi"/>
+        <w:rFonts w:asciiTheme="minorHAnsi" w:cstheme="minorBidi" w:eastAsiaTheme="minorEastAsia" w:hAnsiTheme="minorHAnsi"/>
         <w:sz w:val="24"/>
         <w:szCs w:val="24"/>
-        <w:lang w:val="en-US" w:eastAsia="zh-CN" w:bidi="ar-SA"/>
+        <w:lang w:bidi="ar-SA" w:eastAsia="zh-CN" w:val="en-US"/>
       </w:rPr>
     </w:rPrDefault>
     <w:pPrDefault>
@@ -231,503 +635,35 @@
       </w:pPr>
     </w:pPrDefault>
   </w:docDefaults>
-  <w:latentStyles w:defLockedState="0" w:defUIPriority="0" w:defSemiHidden="0" w:defUnhideWhenUsed="0" w:defQFormat="0" w:count="376">
-    <w:lsdException w:name="Normal Table" w:semiHidden="1" w:unhideWhenUsed="1"/>
-    <w:lsdException w:name="Table Simple 1" w:semiHidden="1" w:unhideWhenUsed="1"/>
-    <w:lsdException w:name="Table Simple 2" w:semiHidden="1" w:unhideWhenUsed="1"/>
-    <w:lsdException w:name="Table Simple 3" w:semiHidden="1" w:unhideWhenUsed="1"/>
-    <w:lsdException w:name="Table Classic 1" w:semiHidden="1" w:unhideWhenUsed="1"/>
-    <w:lsdException w:name="Table Classic 2" w:semiHidden="1" w:unhideWhenUsed="1"/>
-    <w:lsdException w:name="Table Classic 3" w:semiHidden="1" w:unhideWhenUsed="1"/>
-    <w:lsdException w:name="Table Classic 4" w:semiHidden="1" w:unhideWhenUsed="1"/>
-    <w:lsdException w:name="Table Colorful 1" w:semiHidden="1" w:unhideWhenUsed="1"/>
-    <w:lsdException w:name="Table Colorful 2" w:semiHidden="1" w:unhideWhenUsed="1"/>
-    <w:lsdException w:name="Table Colorful 3" w:semiHidden="1" w:unhideWhenUsed="1"/>
-    <w:lsdException w:name="Table Columns 1" w:semiHidden="1" w:unhideWhenUsed="1"/>
-    <w:lsdException w:name="Table Columns 2" w:semiHidden="1" w:unhideWhenUsed="1"/>
-    <w:lsdException w:name="Table Columns 3" w:semiHidden="1" w:unhideWhenUsed="1"/>
-    <w:lsdException w:name="Table Columns 4" w:semiHidden="1" w:unhideWhenUsed="1"/>
-    <w:lsdException w:name="Table Columns 5" w:semiHidden="1" w:unhideWhenUsed="1"/>
-    <w:lsdException w:name="Table Grid 1" w:semiHidden="1" w:unhideWhenUsed="1"/>
-    <w:lsdException w:name="Table Grid 2" w:semiHidden="1" w:unhideWhenUsed="1"/>
-    <w:lsdException w:name="Table Grid 3" w:semiHidden="1" w:unhideWhenUsed="1"/>
-    <w:lsdException w:name="Table Grid 4" w:semiHidden="1" w:unhideWhenUsed="1"/>
-    <w:lsdException w:name="Table Grid 5" w:semiHidden="1" w:unhideWhenUsed="1"/>
-    <w:lsdException w:name="Table Grid 6" w:semiHidden="1" w:unhideWhenUsed="1"/>
-    <w:lsdException w:name="Table Grid 7" w:semiHidden="1" w:unhideWhenUsed="1"/>
-    <w:lsdException w:name="Table Grid 8" w:semiHidden="1" w:unhideWhenUsed="1"/>
-    <w:lsdException w:name="Table List 1" w:semiHidden="1" w:unhideWhenUsed="1"/>
-    <w:lsdException w:name="Table List 2" w:semiHidden="1" w:unhideWhenUsed="1"/>
-    <w:lsdException w:name="Table List 3" w:semiHidden="1" w:unhideWhenUsed="1"/>
-    <w:lsdException w:name="Table List 4" w:semiHidden="1" w:unhideWhenUsed="1"/>
-    <w:lsdException w:name="Table List 5" w:semiHidden="1" w:unhideWhenUsed="1"/>
-    <w:lsdException w:name="Table List 6" w:semiHidden="1" w:unhideWhenUsed="1"/>
-    <w:lsdException w:name="Table List 7" w:semiHidden="1" w:unhideWhenUsed="1"/>
-    <w:lsdException w:name="Table List 8" w:semiHidden="1" w:unhideWhenUsed="1"/>
-    <w:lsdException w:name="Table 3D effects 1" w:semiHidden="1" w:unhideWhenUsed="1"/>
-    <w:lsdException w:name="Table 3D effects 2" w:semiHidden="1" w:unhideWhenUsed="1"/>
-    <w:lsdException w:name="Table 3D effects 3" w:semiHidden="1" w:unhideWhenUsed="1"/>
-    <w:lsdException w:name="Table Contemporary" w:semiHidden="1" w:unhideWhenUsed="1"/>
-    <w:lsdException w:name="Table Elegant" w:semiHidden="1" w:unhideWhenUsed="1"/>
-    <w:lsdException w:name="Table Professional" w:semiHidden="1" w:unhideWhenUsed="1"/>
-    <w:lsdException w:name="Table Subtle 1" w:semiHidden="1" w:unhideWhenUsed="1"/>
-    <w:lsdException w:name="Table Subtle 2" w:semiHidden="1" w:unhideWhenUsed="1"/>
-    <w:lsdException w:name="Table Web 1" w:semiHidden="1" w:unhideWhenUsed="1"/>
-    <w:lsdException w:name="Table Web 2" w:semiHidden="1" w:unhideWhenUsed="1"/>
-    <w:lsdException w:name="Table Web 3" w:semiHidden="1" w:unhideWhenUsed="1"/>
-    <w:lsdException w:name="Table Theme" w:semiHidden="1" w:unhideWhenUsed="1"/>
-    <w:lsdException w:name="Light Shading"/>
-    <w:lsdException w:name="Light List"/>
-    <w:lsdException w:name="Light Grid"/>
-    <w:lsdException w:name="Medium Shading 1"/>
-    <w:lsdException w:name="Medium Shading 2"/>
-    <w:lsdException w:name="Medium List 1"/>
-    <w:lsdException w:name="Medium List 2"/>
-    <w:lsdException w:name="Medium Grid 1"/>
-    <w:lsdException w:name="Medium Grid 2"/>
-    <w:lsdException w:name="Medium Grid 3"/>
-    <w:lsdException w:name="Dark List"/>
-    <w:lsdException w:name="Colorful Shading"/>
-    <w:lsdException w:name="Colorful List"/>
-    <w:lsdException w:name="Colorful Grid"/>
-    <w:lsdException w:name="Light Shading Accent 1"/>
-    <w:lsdException w:name="Light List Accent 1"/>
-    <w:lsdException w:name="Light Grid Accent 1"/>
-    <w:lsdException w:name="Medium Shading 1 Accent 1"/>
-    <w:lsdException w:name="Medium Shading 2 Accent 1"/>
-    <w:lsdException w:name="Medium List 1 Accent 1"/>
-    <w:lsdException w:name="Medium List 2 Accent 1"/>
-    <w:lsdException w:name="Medium Grid 1 Accent 1"/>
-    <w:lsdException w:name="Medium Grid 2 Accent 1"/>
-    <w:lsdException w:name="Medium Grid 3 Accent 1"/>
-    <w:lsdException w:name="Dark List Accent 1"/>
-    <w:lsdException w:name="Colorful Shading Accent 1"/>
-    <w:lsdException w:name="Colorful List Accent 1"/>
-    <w:lsdException w:name="Colorful Grid Accent 1"/>
-    <w:lsdException w:name="Light Shading Accent 2"/>
-    <w:lsdException w:name="Light List Accent 2"/>
-    <w:lsdException w:name="Light Grid Accent 2"/>
-    <w:lsdException w:name="Medium Shading 1 Accent 2"/>
-    <w:lsdException w:name="Medium Shading 2 Accent 2"/>
-    <w:lsdException w:name="Medium List 1 Accent 2"/>
-    <w:lsdException w:name="Medium List 2 Accent 2"/>
-    <w:lsdException w:name="Medium Grid 1 Accent 2"/>
-    <w:lsdException w:name="Medium Grid 2 Accent 2"/>
-    <w:lsdException w:name="Medium Grid 3 Accent 2"/>
-    <w:lsdException w:name="Dark List Accent 2"/>
-    <w:lsdException w:name="Colorful Shading Accent 2"/>
-    <w:lsdException w:name="Colorful List Accent 2"/>
-    <w:lsdException w:name="Colorful Grid Accent 2"/>
-    <w:lsdException w:name="Light Shading Accent 3"/>
-    <w:lsdException w:name="Light List Accent 3"/>
-    <w:lsdException w:name="Light Grid Accent 3"/>
-    <w:lsdException w:name="Medium Shading 1 Accent 3"/>
-    <w:lsdException w:name="Medium Shading 2 Accent 3"/>
-    <w:lsdException w:name="Medium List 1 Accent 3"/>
-    <w:lsdException w:name="Medium List 2 Accent 3"/>
-    <w:lsdException w:name="Medium Grid 1 Accent 3"/>
-    <w:lsdException w:name="Medium Grid 2 Accent 3"/>
-    <w:lsdException w:name="Medium Grid 3 Accent 3"/>
-    <w:lsdException w:name="Dark List Accent 3"/>
-    <w:lsdException w:name="Colorful Shading Accent 3"/>
-    <w:lsdException w:name="Colorful List Accent 3"/>
-    <w:lsdException w:name="Colorful Grid Accent 3"/>
-    <w:lsdException w:name="Light Shading Accent 4"/>
-    <w:lsdException w:name="Light List Accent 4"/>
-    <w:lsdException w:name="Light Grid Accent 4"/>
-    <w:lsdException w:name="Medium Shading 1 Accent 4"/>
-    <w:lsdException w:name="Medium Shading 2 Accent 4"/>
-    <w:lsdException w:name="Medium List 1 Accent 4"/>
-    <w:lsdException w:name="Medium List 2 Accent 4"/>
-    <w:lsdException w:name="Medium Grid 1 Accent 4"/>
-    <w:lsdException w:name="Medium Grid 2 Accent 4"/>
-    <w:lsdException w:name="Medium Grid 3 Accent 4"/>
-    <w:lsdException w:name="Dark List Accent 4"/>
-    <w:lsdException w:name="Colorful Shading Accent 4"/>
-    <w:lsdException w:name="Colorful List Accent 4"/>
-    <w:lsdException w:name="Colorful Grid Accent 4"/>
-    <w:lsdException w:name="Light Shading Accent 5"/>
-    <w:lsdException w:name="Light List Accent 5"/>
-    <w:lsdException w:name="Light Grid Accent 5"/>
-    <w:lsdException w:name="Medium Shading 1 Accent 5"/>
-    <w:lsdException w:name="Medium Shading 2 Accent 5"/>
-    <w:lsdException w:name="Medium List 1 Accent 5"/>
-    <w:lsdException w:name="Medium List 2 Accent 5"/>
-    <w:lsdException w:name="Medium Grid 1 Accent 5"/>
-    <w:lsdException w:name="Medium Grid 2 Accent 5"/>
-    <w:lsdException w:name="Medium Grid 3 Accent 5"/>
-    <w:lsdException w:name="Dark List Accent 5"/>
-    <w:lsdException w:name="Colorful Shading Accent 5"/>
-    <w:lsdException w:name="Colorful List Accent 5"/>
-    <w:lsdException w:name="Colorful Grid Accent 5"/>
-    <w:lsdException w:name="Light Shading Accent 6"/>
-    <w:lsdException w:name="Light List Accent 6"/>
-    <w:lsdException w:name="Light Grid Accent 6"/>
-    <w:lsdException w:name="Medium Shading 1 Accent 6"/>
-    <w:lsdException w:name="Medium Shading 2 Accent 6"/>
-    <w:lsdException w:name="Medium List 1 Accent 6"/>
-    <w:lsdException w:name="Medium List 2 Accent 6"/>
-    <w:lsdException w:name="Medium Grid 1 Accent 6"/>
-    <w:lsdException w:name="Medium Grid 2 Accent 6"/>
-    <w:lsdException w:name="Medium Grid 3 Accent 6"/>
-    <w:lsdException w:name="Dark List Accent 6"/>
-    <w:lsdException w:name="Colorful Shading Accent 6"/>
-    <w:lsdException w:name="Colorful List Accent 6"/>
-    <w:lsdException w:name="Colorful Grid Accent 6"/>
-    <w:lsdException w:name="Grid Table 4" w:uiPriority="49"/>
-    <w:lsdException w:name="Grid Table 5 Dark" w:uiPriority="50"/>
-    <w:lsdException w:name="Grid Table 6 Colorful" w:uiPriority="51"/>
-    <w:lsdException w:name="Grid Table 7 Colorful" w:uiPriority="52"/>
-    <w:lsdException w:name="Grid Table 1 Light Accent 1" w:uiPriority="46"/>
-    <w:lsdException w:name="Grid Table 2 Accent 1" w:uiPriority="47"/>
-    <w:lsdException w:name="Grid Table 3 Accent 1" w:uiPriority="48"/>
-    <w:lsdException w:name="Grid Table 4 Accent 1" w:uiPriority="49"/>
-    <w:lsdException w:name="Grid Table 5 Dark Accent 1" w:uiPriority="50"/>
-    <w:lsdException w:name="Grid Table 6 Colorful Accent 1" w:uiPriority="51"/>
-    <w:lsdException w:name="Grid Table 7 Colorful Accent 1" w:uiPriority="52"/>
-    <w:lsdException w:name="Grid Table 1 Light Accent 2" w:uiPriority="46"/>
-    <w:lsdException w:name="Grid Table 2 Accent 2" w:uiPriority="47"/>
-    <w:lsdException w:name="Grid Table 3 Accent 2" w:uiPriority="48"/>
-    <w:lsdException w:name="Grid Table 4 Accent 2" w:uiPriority="49"/>
-    <w:lsdException w:name="Grid Table 5 Dark Accent 2" w:uiPriority="50"/>
-    <w:lsdException w:name="Grid Table 6 Colorful Accent 2" w:uiPriority="51"/>
-    <w:lsdException w:name="Grid Table 7 Colorful Accent 2" w:uiPriority="52"/>
-    <w:lsdException w:name="Grid Table 1 Light Accent 3" w:uiPriority="46"/>
-    <w:lsdException w:name="Grid Table 2 Accent 3" w:uiPriority="47"/>
-    <w:lsdException w:name="Grid Table 3 Accent 3" w:uiPriority="48"/>
-    <w:lsdException w:name="Grid Table 4 Accent 3" w:uiPriority="49"/>
-    <w:lsdException w:name="Grid Table 5 Dark Accent 3" w:uiPriority="50"/>
-    <w:lsdException w:name="Grid Table 6 Colorful Accent 3" w:uiPriority="51"/>
-    <w:lsdException w:name="Grid Table 7 Colorful Accent 3" w:uiPriority="52"/>
-    <w:lsdException w:name="Grid Table 1 Light Accent 4" w:uiPriority="46"/>
-    <w:lsdException w:name="Grid Table 2 Accent 4" w:uiPriority="47"/>
-    <w:lsdException w:name="Grid Table 3 Accent 4" w:uiPriority="48"/>
-    <w:lsdException w:name="Grid Table 4 Accent 4" w:uiPriority="49"/>
-    <w:lsdException w:name="Grid Table 5 Dark Accent 4" w:uiPriority="50"/>
-    <w:lsdException w:name="Grid Table 6 Colorful Accent 4" w:uiPriority="51"/>
-    <w:lsdException w:name="Grid Table 7 Colorful Accent 4" w:uiPriority="52"/>
-    <w:lsdException w:name="Grid Table 1 Light Accent 5" w:uiPriority="46"/>
-    <w:lsdException w:name="Grid Table 2 Accent 5" w:uiPriority="47"/>
-    <w:lsdException w:name="Grid Table 3 Accent 5" w:uiPriority="48"/>
-    <w:lsdException w:name="Grid Table 4 Accent 5" w:uiPriority="49"/>
-    <w:lsdException w:name="Grid Table 5 Dark Accent 5" w:uiPriority="50"/>
-    <w:lsdException w:name="Grid Table 6 Colorful Accent 5" w:uiPriority="51"/>
-    <w:lsdException w:name="Grid Table 7 Colorful Accent 5" w:uiPriority="52"/>
-    <w:lsdException w:name="Grid Table 1 Light Accent 6" w:uiPriority="46"/>
-    <w:lsdException w:name="Grid Table 2 Accent 6" w:uiPriority="47"/>
-    <w:lsdException w:name="Grid Table 3 Accent 6" w:uiPriority="48"/>
-    <w:lsdException w:name="Grid Table 4 Accent 6" w:uiPriority="49"/>
-    <w:lsdException w:name="Grid Table 5 Dark Accent 6" w:uiPriority="50"/>
-    <w:lsdException w:name="Grid Table 6 Colorful Accent 6" w:uiPriority="51"/>
-    <w:lsdException w:name="Grid Table 7 Colorful Accent 6" w:uiPriority="52"/>
-    <w:lsdException w:name="List Table 1 Light" w:uiPriority="46"/>
-    <w:lsdException w:name="List Table 2" w:uiPriority="47"/>
-    <w:lsdException w:name="List Table 3" w:uiPriority="48"/>
-    <w:lsdException w:name="List Table 4" w:uiPriority="49"/>
-    <w:lsdException w:name="List Table 5 Dark" w:uiPriority="50"/>
-    <w:lsdException w:name="List Table 6 Colorful" w:uiPriority="51"/>
-    <w:lsdException w:name="List Table 7 Colorful" w:uiPriority="52"/>
-    <w:lsdException w:name="List Table 1 Light Accent 1" w:uiPriority="46"/>
-    <w:lsdException w:name="List Table 2 Accent 1" w:uiPriority="47"/>
-    <w:lsdException w:name="List Table 3 Accent 1" w:uiPriority="48"/>
-    <w:lsdException w:name="List Table 4 Accent 1" w:uiPriority="49"/>
-    <w:lsdException w:name="List Table 5 Dark Accent 1" w:uiPriority="50"/>
-    <w:lsdException w:name="List Table 6 Colorful Accent 1" w:uiPriority="51"/>
-    <w:lsdException w:name="List Table 7 Colorful Accent 1" w:uiPriority="52"/>
-    <w:lsdException w:name="List Table 1 Light Accent 2" w:uiPriority="46"/>
-    <w:lsdException w:name="List Table 2 Accent 2" w:uiPriority="47"/>
-    <w:lsdException w:name="List Table 3 Accent 2" w:uiPriority="48"/>
-    <w:lsdException w:name="List Table 4 Accent 2" w:uiPriority="49"/>
-    <w:lsdException w:name="List Table 5 Dark Accent 2" w:uiPriority="50"/>
-    <w:lsdException w:name="List Table 6 Colorful Accent 2" w:uiPriority="51"/>
-    <w:lsdException w:name="List Table 7 Colorful Accent 2" w:uiPriority="52"/>
-    <w:lsdException w:name="List Table 1 Light Accent 3" w:uiPriority="46"/>
-    <w:lsdException w:name="List Table 2 Accent 3" w:uiPriority="47"/>
-    <w:lsdException w:name="List Table 3 Accent 3" w:uiPriority="48"/>
-    <w:lsdException w:name="List Table 4 Accent 3" w:uiPriority="49"/>
-    <w:lsdException w:name="List Table 5 Dark Accent 3" w:uiPriority="50"/>
-    <w:lsdException w:name="List Table 6 Colorful Accent 3" w:uiPriority="51"/>
-    <w:lsdException w:name="List Table 7 Colorful Accent 3" w:uiPriority="52"/>
-    <w:lsdException w:name="List Table 1 Light Accent 4" w:uiPriority="46"/>
-    <w:lsdException w:name="List Table 2 Accent 4" w:uiPriority="47"/>
-    <w:lsdException w:name="List Table 3 Accent 4" w:uiPriority="48"/>
-    <w:lsdException w:name="List Table 4 Accent 4" w:uiPriority="49"/>
-    <w:lsdException w:name="List Table 5 Dark Accent 4" w:uiPriority="50"/>
-    <w:lsdException w:name="List Table 6 Colorful Accent 4" w:uiPriority="51"/>
-    <w:lsdException w:name="List Table 7 Colorful Accent 4" w:uiPriority="52"/>
-    <w:lsdException w:name="List Table 1 Light Accent 5" w:uiPriority="46"/>
-    <w:lsdException w:name="List Table 2 Accent 5" w:uiPriority="47"/>
-    <w:lsdException w:name="List Table 3 Accent 5" w:uiPriority="48"/>
-    <w:lsdException w:name="List Table 4 Accent 5" w:uiPriority="49"/>
-    <w:lsdException w:name="List Table 5 Dark Accent 5" w:uiPriority="50"/>
-    <w:lsdException w:name="List Table 6 Colorful Accent 5" w:uiPriority="51"/>
-    <w:lsdException w:name="List Table 7 Colorful Accent 5" w:uiPriority="52"/>
-    <w:lsdException w:name="List Table 1 Light Accent 6" w:uiPriority="46"/>
-    <w:lsdException w:name="List Table 2 Accent 6" w:uiPriority="47"/>
-    <w:lsdException w:name="List Table 3 Accent 6" w:uiPriority="48"/>
-    <w:lsdException w:name="List Table 4 Accent 6" w:uiPriority="49"/>
-    <w:lsdException w:name="List Table 5 Dark Accent 6" w:uiPriority="50"/>
-    <w:lsdException w:name="List Table 6 Colorful Accent 6" w:uiPriority="51"/>
-    <w:lsdException w:name="List Table 7 Colorful Accent 6" w:uiPriority="52"/>
-    <w:lsdException w:name="Mention" w:semiHidden="1" w:uiPriority="99" w:unhideWhenUsed="1"/>
-    <w:lsdException w:name="Smart Hyperlink" w:semiHidden="1" w:uiPriority="99" w:unhideWhenUsed="1"/>
-    <w:lsdException w:name="Hashtag" w:semiHidden="1" w:uiPriority="99" w:unhideWhenUsed="1"/>
-    <w:lsdException w:name="Unresolved Mention" w:semiHidden="1" w:uiPriority="99" w:unhideWhenUsed="1"/>
-    <w:lsdException w:name="Smart Link" w:semiHidden="1" w:uiPriority="99" w:unhideWhenUsed="1"/>
-  </w:latentStyles>
-  <w:style w:type="paragraph" w:default="1" w:styleId="Normal">
+  <w:latentStyles w:count="276" w:defLockedState="0" w:defQFormat="0" w:defSemiHidden="0" w:defUIPriority="0" w:defUnhideWhenUsed="0"/>
+  <w:style w:default="1" w:styleId="Normal" w:type="paragraph">
     <w:name w:val="Normal"/>
     <w:qFormat/>
   </w:style>
-  <w:style w:type="paragraph" w:styleId="Heading1">
-    <w:name w:val="heading 1"/>
-    <w:basedOn w:val="Normal"/>
-    <w:next w:val="BodyText"/>
-    <w:link w:val="Heading1Char"/>
-    <w:uiPriority w:val="9"/>
-    <w:qFormat/>
-    <w:rsid w:val="00A10FD9"/>
-    <w:pPr>
-      <w:keepNext/>
-      <w:keepLines/>
-      <w:spacing w:before="360" w:after="80"/>
-      <w:outlineLvl w:val="0"/>
-    </w:pPr>
-    <w:rPr>
-      <w:rFonts w:asciiTheme="majorHAnsi" w:eastAsiaTheme="majorEastAsia" w:hAnsiTheme="majorHAnsi" w:cstheme="majorBidi"/>
-      <w:color w:val="0F4761" w:themeColor="accent1" w:themeShade="BF"/>
-      <w:sz w:val="40"/>
-      <w:szCs w:val="40"/>
-    </w:rPr>
-  </w:style>
-  <w:style w:type="paragraph" w:styleId="Heading2">
-    <w:name w:val="heading 2"/>
-    <w:basedOn w:val="Normal"/>
-    <w:next w:val="BodyText"/>
-    <w:link w:val="Heading2Char"/>
-    <w:uiPriority w:val="9"/>
-    <w:semiHidden/>
-    <w:unhideWhenUsed/>
-    <w:qFormat/>
-    <w:rsid w:val="00A10FD9"/>
-    <w:pPr>
-      <w:keepNext/>
-      <w:keepLines/>
-      <w:spacing w:before="160" w:after="80"/>
-      <w:outlineLvl w:val="1"/>
-    </w:pPr>
-    <w:rPr>
-      <w:rFonts w:asciiTheme="majorHAnsi" w:eastAsiaTheme="majorEastAsia" w:hAnsiTheme="majorHAnsi" w:cstheme="majorBidi"/>
-      <w:color w:val="0F4761" w:themeColor="accent1" w:themeShade="BF"/>
-      <w:sz w:val="32"/>
-      <w:szCs w:val="32"/>
-    </w:rPr>
-  </w:style>
-  <w:style w:type="paragraph" w:styleId="Heading3">
-    <w:name w:val="heading 3"/>
-    <w:basedOn w:val="Normal"/>
-    <w:next w:val="BodyText"/>
-    <w:link w:val="Heading3Char"/>
-    <w:uiPriority w:val="9"/>
-    <w:semiHidden/>
-    <w:unhideWhenUsed/>
-    <w:qFormat/>
-    <w:rsid w:val="00A10FD9"/>
-    <w:pPr>
-      <w:keepNext/>
-      <w:keepLines/>
-      <w:spacing w:before="160" w:after="80"/>
-      <w:outlineLvl w:val="2"/>
-    </w:pPr>
-    <w:rPr>
-      <w:rFonts w:eastAsiaTheme="majorEastAsia" w:cstheme="majorBidi"/>
-      <w:color w:val="0F4761" w:themeColor="accent1" w:themeShade="BF"/>
-      <w:sz w:val="28"/>
-      <w:szCs w:val="28"/>
-    </w:rPr>
-  </w:style>
-  <w:style w:type="paragraph" w:styleId="Heading4">
-    <w:name w:val="heading 4"/>
-    <w:basedOn w:val="Normal"/>
-    <w:next w:val="BodyText"/>
-    <w:link w:val="Heading4Char"/>
-    <w:uiPriority w:val="9"/>
-    <w:semiHidden/>
-    <w:unhideWhenUsed/>
-    <w:qFormat/>
-    <w:rsid w:val="00A10FD9"/>
-    <w:pPr>
-      <w:keepNext/>
-      <w:keepLines/>
-      <w:spacing w:before="80" w:after="40"/>
-      <w:outlineLvl w:val="3"/>
-    </w:pPr>
-    <w:rPr>
-      <w:rFonts w:eastAsiaTheme="majorEastAsia" w:cstheme="majorBidi"/>
-      <w:i/>
-      <w:iCs/>
-      <w:color w:val="0F4761" w:themeColor="accent1" w:themeShade="BF"/>
-    </w:rPr>
-  </w:style>
-  <w:style w:type="paragraph" w:styleId="Heading5">
-    <w:name w:val="heading 5"/>
-    <w:basedOn w:val="Normal"/>
-    <w:next w:val="BodyText"/>
-    <w:link w:val="Heading5Char"/>
-    <w:uiPriority w:val="9"/>
-    <w:semiHidden/>
-    <w:unhideWhenUsed/>
-    <w:qFormat/>
-    <w:rsid w:val="00A10FD9"/>
-    <w:pPr>
-      <w:keepNext/>
-      <w:keepLines/>
-      <w:spacing w:before="80" w:after="40"/>
-      <w:outlineLvl w:val="4"/>
-    </w:pPr>
-    <w:rPr>
-      <w:rFonts w:eastAsiaTheme="majorEastAsia" w:cstheme="majorBidi"/>
-      <w:color w:val="0F4761" w:themeColor="accent1" w:themeShade="BF"/>
-    </w:rPr>
-  </w:style>
-  <w:style w:type="paragraph" w:styleId="Heading6">
-    <w:name w:val="heading 6"/>
-    <w:basedOn w:val="Normal"/>
-    <w:next w:val="BodyText"/>
-    <w:link w:val="Heading6Char"/>
-    <w:uiPriority w:val="9"/>
-    <w:semiHidden/>
-    <w:unhideWhenUsed/>
-    <w:qFormat/>
-    <w:rsid w:val="00A10FD9"/>
-    <w:pPr>
-      <w:keepNext/>
-      <w:keepLines/>
-      <w:spacing w:before="40" w:after="0"/>
-      <w:outlineLvl w:val="5"/>
-    </w:pPr>
-    <w:rPr>
-      <w:rFonts w:eastAsiaTheme="majorEastAsia" w:cstheme="majorBidi"/>
-      <w:i/>
-      <w:iCs/>
-      <w:color w:val="595959" w:themeColor="text1" w:themeTint="A6"/>
-    </w:rPr>
-  </w:style>
-  <w:style w:type="paragraph" w:styleId="Heading7">
-    <w:name w:val="heading 7"/>
-    <w:basedOn w:val="Normal"/>
-    <w:next w:val="BodyText"/>
-    <w:link w:val="Heading7Char"/>
-    <w:uiPriority w:val="9"/>
-    <w:semiHidden/>
-    <w:unhideWhenUsed/>
-    <w:qFormat/>
-    <w:rsid w:val="00A10FD9"/>
-    <w:pPr>
-      <w:keepNext/>
-      <w:keepLines/>
-      <w:spacing w:before="40" w:after="0"/>
-      <w:outlineLvl w:val="6"/>
-    </w:pPr>
-    <w:rPr>
-      <w:rFonts w:eastAsiaTheme="majorEastAsia" w:cstheme="majorBidi"/>
-      <w:color w:val="595959" w:themeColor="text1" w:themeTint="A6"/>
-    </w:rPr>
-  </w:style>
-  <w:style w:type="paragraph" w:styleId="Heading8">
-    <w:name w:val="heading 8"/>
-    <w:basedOn w:val="Normal"/>
-    <w:next w:val="BodyText"/>
-    <w:link w:val="Heading8Char"/>
-    <w:uiPriority w:val="9"/>
-    <w:semiHidden/>
-    <w:unhideWhenUsed/>
-    <w:qFormat/>
-    <w:rsid w:val="00A10FD9"/>
-    <w:pPr>
-      <w:keepNext/>
-      <w:keepLines/>
-      <w:spacing w:after="0"/>
-      <w:outlineLvl w:val="7"/>
-    </w:pPr>
-    <w:rPr>
-      <w:rFonts w:eastAsiaTheme="majorEastAsia" w:cstheme="majorBidi"/>
-      <w:i/>
-      <w:iCs/>
-      <w:color w:val="272727" w:themeColor="text1" w:themeTint="D8"/>
-    </w:rPr>
-  </w:style>
-  <w:style w:type="paragraph" w:styleId="Heading9">
-    <w:name w:val="heading 9"/>
-    <w:basedOn w:val="Normal"/>
-    <w:next w:val="BodyText"/>
-    <w:link w:val="Heading9Char"/>
-    <w:uiPriority w:val="9"/>
-    <w:semiHidden/>
-    <w:unhideWhenUsed/>
-    <w:qFormat/>
-    <w:rsid w:val="00A10FD9"/>
-    <w:pPr>
-      <w:keepNext/>
-      <w:keepLines/>
-      <w:spacing w:after="0"/>
-      <w:outlineLvl w:val="8"/>
-    </w:pPr>
-    <w:rPr>
-      <w:rFonts w:eastAsiaTheme="majorEastAsia" w:cstheme="majorBidi"/>
-      <w:color w:val="272727" w:themeColor="text1" w:themeTint="D8"/>
-    </w:rPr>
-  </w:style>
-  <w:style w:type="character" w:default="1" w:styleId="DefaultParagraphFont">
-    <w:name w:val="Default Paragraph Font"/>
-    <w:uiPriority w:val="1"/>
-    <w:semiHidden/>
-    <w:unhideWhenUsed/>
-  </w:style>
-  <w:style w:type="table" w:default="1" w:styleId="TableNormal">
-    <w:name w:val="Normal Table"/>
-    <w:uiPriority w:val="99"/>
-    <w:semiHidden/>
-    <w:unhideWhenUsed/>
-    <w:tblPr>
-      <w:tblInd w:w="0" w:type="dxa"/>
-      <w:tblCellMar>
-        <w:top w:w="0" w:type="dxa"/>
-        <w:left w:w="108" w:type="dxa"/>
-        <w:bottom w:w="0" w:type="dxa"/>
-        <w:right w:w="108" w:type="dxa"/>
-      </w:tblCellMar>
-    </w:tblPr>
-  </w:style>
-  <w:style w:type="numbering" w:default="1" w:styleId="NoList">
-    <w:name w:val="No List"/>
-    <w:uiPriority w:val="99"/>
-    <w:semiHidden/>
-    <w:unhideWhenUsed/>
-  </w:style>
-  <w:style w:type="paragraph" w:styleId="BodyText">
+  <w:style w:styleId="BodyText" w:type="paragraph">
     <w:name w:val="Body Text"/>
     <w:basedOn w:val="Normal"/>
-    <w:qFormat/>
-    <w:pPr>
-      <w:spacing w:before="180" w:after="180"/>
-    </w:pPr>
-  </w:style>
-  <w:style w:type="paragraph" w:customStyle="1" w:styleId="FirstParagraph">
+    <w:link w:val="BodyTextChar"/>
+    <w:qFormat/>
+    <w:pPr>
+      <w:spacing w:after="180" w:before="180"/>
+    </w:pPr>
+  </w:style>
+  <w:style w:customStyle="1" w:styleId="FirstParagraph" w:type="paragraph">
     <w:name w:val="First Paragraph"/>
     <w:basedOn w:val="BodyText"/>
     <w:next w:val="BodyText"/>
     <w:qFormat/>
   </w:style>
-  <w:style w:type="paragraph" w:customStyle="1" w:styleId="Compact">
+  <w:style w:customStyle="1" w:styleId="Compact" w:type="paragraph">
     <w:name w:val="Compact"/>
     <w:basedOn w:val="BodyText"/>
     <w:qFormat/>
     <w:pPr>
-      <w:spacing w:before="36" w:after="36"/>
-    </w:pPr>
-  </w:style>
-  <w:style w:type="paragraph" w:styleId="Title">
+      <w:spacing w:after="36" w:before="36"/>
+    </w:pPr>
+  </w:style>
+  <w:style w:styleId="Title" w:type="paragraph">
     <w:name w:val="Title"/>
     <w:basedOn w:val="Normal"/>
     <w:next w:val="BodyText"/>
@@ -736,29 +672,29 @@
     <w:qFormat/>
     <w:rsid w:val="00A10FD9"/>
     <w:pPr>
-      <w:spacing w:after="80"/>
+      <w:spacing w:after="80" w:line="240" w:lineRule="auto"/>
       <w:contextualSpacing/>
       <w:jc w:val="center"/>
     </w:pPr>
     <w:rPr>
-      <w:rFonts w:asciiTheme="majorHAnsi" w:eastAsiaTheme="majorEastAsia" w:hAnsiTheme="majorHAnsi" w:cstheme="majorBidi"/>
+      <w:rFonts w:asciiTheme="majorHAnsi" w:cstheme="majorBidi" w:eastAsiaTheme="majorEastAsia" w:hAnsiTheme="majorHAnsi"/>
       <w:sz w:val="56"/>
       <w:szCs w:val="56"/>
     </w:rPr>
   </w:style>
-  <w:style w:type="character" w:customStyle="1" w:styleId="TitleChar">
+  <w:style w:customStyle="1" w:styleId="TitleChar" w:type="character">
     <w:name w:val="Title Char"/>
     <w:basedOn w:val="DefaultParagraphFont"/>
     <w:link w:val="Title"/>
     <w:uiPriority w:val="10"/>
     <w:rsid w:val="00A10FD9"/>
     <w:rPr>
-      <w:rFonts w:asciiTheme="majorHAnsi" w:eastAsiaTheme="majorEastAsia" w:hAnsiTheme="majorHAnsi" w:cstheme="majorBidi"/>
+      <w:rFonts w:asciiTheme="majorHAnsi" w:cstheme="majorBidi" w:eastAsiaTheme="majorEastAsia" w:hAnsiTheme="majorHAnsi"/>
       <w:sz w:val="56"/>
       <w:szCs w:val="56"/>
     </w:rPr>
   </w:style>
-  <w:style w:type="paragraph" w:styleId="Subtitle">
+  <w:style w:styleId="Subtitle" w:type="paragraph">
     <w:name w:val="Subtitle"/>
     <w:basedOn w:val="Title"/>
     <w:next w:val="BodyText"/>
@@ -772,26 +708,27 @@
       </w:numPr>
     </w:pPr>
     <w:rPr>
+      <w:rFonts w:cstheme="majorBidi" w:eastAsiaTheme="majorEastAsia"/>
       <w:spacing w:val="15"/>
       <w:sz w:val="28"/>
       <w:szCs w:val="28"/>
     </w:rPr>
   </w:style>
-  <w:style w:type="character" w:customStyle="1" w:styleId="SubtitleChar">
+  <w:style w:customStyle="1" w:styleId="SubtitleChar" w:type="character">
     <w:name w:val="Subtitle Char"/>
     <w:basedOn w:val="DefaultParagraphFont"/>
     <w:link w:val="Subtitle"/>
     <w:uiPriority w:val="11"/>
     <w:rsid w:val="00A10FD9"/>
     <w:rPr>
-      <w:rFonts w:eastAsiaTheme="majorEastAsia" w:cstheme="majorBidi"/>
-      <w:color w:val="595959" w:themeColor="text1" w:themeTint="A6"/>
+      <w:rFonts w:cstheme="majorBidi" w:eastAsiaTheme="majorEastAsia"/>
+      <w:color w:themeColor="text1" w:themeTint="A6" w:val="595959"/>
       <w:spacing w:val="15"/>
       <w:sz w:val="28"/>
       <w:szCs w:val="28"/>
     </w:rPr>
   </w:style>
-  <w:style w:type="paragraph" w:customStyle="1" w:styleId="Author">
+  <w:style w:customStyle="1" w:styleId="Author" w:type="paragraph">
     <w:name w:val="Author"/>
     <w:basedOn w:val="Title"/>
     <w:next w:val="BodyText"/>
@@ -805,7 +742,7 @@
       <w:szCs w:val="24"/>
     </w:rPr>
   </w:style>
-  <w:style w:type="paragraph" w:styleId="Date">
+  <w:style w:styleId="Date" w:type="paragraph">
     <w:name w:val="Date"/>
     <w:basedOn w:val="Title"/>
     <w:next w:val="BodyText"/>
@@ -819,7 +756,7 @@
       <w:szCs w:val="24"/>
     </w:rPr>
   </w:style>
-  <w:style w:type="paragraph" w:customStyle="1" w:styleId="AbstractTitle">
+  <w:style w:customStyle="1" w:styleId="AbstractTitle" w:type="paragraph">
     <w:name w:val="Abstract Title"/>
     <w:basedOn w:val="Normal"/>
     <w:next w:val="Abstract"/>
@@ -827,7 +764,7 @@
     <w:pPr>
       <w:keepNext/>
       <w:keepLines/>
-      <w:spacing w:before="300" w:after="0"/>
+      <w:spacing w:after="0" w:before="300"/>
       <w:jc w:val="center"/>
     </w:pPr>
     <w:rPr>
@@ -836,7 +773,7 @@
       <w:szCs w:val="20"/>
     </w:rPr>
   </w:style>
-  <w:style w:type="paragraph" w:customStyle="1" w:styleId="Abstract">
+  <w:style w:customStyle="1" w:styleId="Abstract" w:type="paragraph">
     <w:name w:val="Abstract"/>
     <w:basedOn w:val="Normal"/>
     <w:next w:val="BodyText"/>
@@ -844,32 +781,234 @@
     <w:pPr>
       <w:keepNext/>
       <w:keepLines/>
-      <w:spacing w:before="100" w:after="300"/>
+      <w:spacing w:after="300" w:before="100"/>
     </w:pPr>
     <w:rPr>
       <w:sz w:val="20"/>
       <w:szCs w:val="20"/>
     </w:rPr>
   </w:style>
-  <w:style w:type="paragraph" w:styleId="Bibliography">
+  <w:style w:styleId="Bibliography" w:type="paragraph">
     <w:name w:val="Bibliography"/>
     <w:basedOn w:val="Normal"/>
-    <w:qFormat/>
-  </w:style>
-  <w:style w:type="character" w:customStyle="1" w:styleId="Heading1Char">
+    <w:next w:val="Bibliography"/>
+    <w:qFormat/>
+    <w:pPr/>
+    <w:rPr/>
+  </w:style>
+  <w:style w:styleId="Heading1" w:type="paragraph">
+    <w:name w:val="heading 1"/>
+    <w:basedOn w:val="Normal"/>
+    <w:next w:val="BodyText"/>
+    <w:link w:val="Heading1Char"/>
+    <w:uiPriority w:val="9"/>
+    <w:qFormat/>
+    <w:rsid w:val="00A10FD9"/>
+    <w:pPr>
+      <w:keepNext/>
+      <w:keepLines/>
+      <w:spacing w:after="80" w:before="360"/>
+      <w:outlineLvl w:val="0"/>
+    </w:pPr>
+    <w:rPr>
+      <w:rFonts w:asciiTheme="majorHAnsi" w:cstheme="majorBidi" w:eastAsiaTheme="majorEastAsia" w:hAnsiTheme="majorHAnsi"/>
+      <w:color w:themeColor="accent1" w:themeShade="BF" w:val="0F4761"/>
+      <w:sz w:val="40"/>
+      <w:szCs w:val="40"/>
+    </w:rPr>
+  </w:style>
+  <w:style w:styleId="Heading2" w:type="paragraph">
+    <w:name w:val="heading 2"/>
+    <w:basedOn w:val="Normal"/>
+    <w:next w:val="BodyText"/>
+    <w:link w:val="Heading2Char"/>
+    <w:uiPriority w:val="9"/>
+    <w:semiHidden/>
+    <w:unhideWhenUsed/>
+    <w:qFormat/>
+    <w:rsid w:val="00A10FD9"/>
+    <w:pPr>
+      <w:keepNext/>
+      <w:keepLines/>
+      <w:spacing w:after="80" w:before="160"/>
+      <w:outlineLvl w:val="1"/>
+    </w:pPr>
+    <w:rPr>
+      <w:rFonts w:asciiTheme="majorHAnsi" w:cstheme="majorBidi" w:eastAsiaTheme="majorEastAsia" w:hAnsiTheme="majorHAnsi"/>
+      <w:color w:themeColor="accent1" w:themeShade="BF" w:val="0F4761"/>
+      <w:sz w:val="32"/>
+      <w:szCs w:val="32"/>
+    </w:rPr>
+  </w:style>
+  <w:style w:styleId="Heading3" w:type="paragraph">
+    <w:name w:val="heading 3"/>
+    <w:basedOn w:val="Normal"/>
+    <w:next w:val="BodyText"/>
+    <w:link w:val="Heading3Char"/>
+    <w:uiPriority w:val="9"/>
+    <w:semiHidden/>
+    <w:unhideWhenUsed/>
+    <w:qFormat/>
+    <w:rsid w:val="00A10FD9"/>
+    <w:pPr>
+      <w:keepNext/>
+      <w:keepLines/>
+      <w:spacing w:after="80" w:before="160"/>
+      <w:outlineLvl w:val="2"/>
+    </w:pPr>
+    <w:rPr>
+      <w:rFonts w:cstheme="majorBidi" w:eastAsiaTheme="majorEastAsia"/>
+      <w:color w:themeColor="accent1" w:themeShade="BF" w:val="0F4761"/>
+      <w:sz w:val="28"/>
+      <w:szCs w:val="28"/>
+    </w:rPr>
+  </w:style>
+  <w:style w:styleId="Heading4" w:type="paragraph">
+    <w:name w:val="heading 4"/>
+    <w:basedOn w:val="Normal"/>
+    <w:next w:val="BodyText"/>
+    <w:link w:val="Heading4Char"/>
+    <w:uiPriority w:val="9"/>
+    <w:semiHidden/>
+    <w:unhideWhenUsed/>
+    <w:qFormat/>
+    <w:rsid w:val="00A10FD9"/>
+    <w:pPr>
+      <w:keepNext/>
+      <w:keepLines/>
+      <w:spacing w:after="40" w:before="80"/>
+      <w:outlineLvl w:val="3"/>
+    </w:pPr>
+    <w:rPr>
+      <w:rFonts w:cstheme="majorBidi" w:eastAsiaTheme="majorEastAsia"/>
+      <w:i/>
+      <w:iCs/>
+      <w:color w:themeColor="accent1" w:themeShade="BF" w:val="0F4761"/>
+    </w:rPr>
+  </w:style>
+  <w:style w:styleId="Heading5" w:type="paragraph">
+    <w:name w:val="heading 5"/>
+    <w:basedOn w:val="Normal"/>
+    <w:next w:val="BodyText"/>
+    <w:link w:val="Heading5Char"/>
+    <w:uiPriority w:val="9"/>
+    <w:semiHidden/>
+    <w:unhideWhenUsed/>
+    <w:qFormat/>
+    <w:rsid w:val="00A10FD9"/>
+    <w:pPr>
+      <w:keepNext/>
+      <w:keepLines/>
+      <w:spacing w:after="40" w:before="80"/>
+      <w:outlineLvl w:val="4"/>
+    </w:pPr>
+    <w:rPr>
+      <w:rFonts w:cstheme="majorBidi" w:eastAsiaTheme="majorEastAsia"/>
+      <w:color w:themeColor="accent1" w:themeShade="BF" w:val="0F4761"/>
+    </w:rPr>
+  </w:style>
+  <w:style w:styleId="Heading6" w:type="paragraph">
+    <w:name w:val="heading 6"/>
+    <w:basedOn w:val="Normal"/>
+    <w:next w:val="BodyText"/>
+    <w:link w:val="Heading6Char"/>
+    <w:uiPriority w:val="9"/>
+    <w:semiHidden/>
+    <w:unhideWhenUsed/>
+    <w:qFormat/>
+    <w:rsid w:val="00A10FD9"/>
+    <w:pPr>
+      <w:keepNext/>
+      <w:keepLines/>
+      <w:spacing w:after="0" w:before="40"/>
+      <w:outlineLvl w:val="5"/>
+    </w:pPr>
+    <w:rPr>
+      <w:rFonts w:cstheme="majorBidi" w:eastAsiaTheme="majorEastAsia"/>
+      <w:i/>
+      <w:iCs/>
+      <w:color w:themeColor="text1" w:themeTint="A6" w:val="595959"/>
+    </w:rPr>
+  </w:style>
+  <w:style w:styleId="Heading7" w:type="paragraph">
+    <w:name w:val="heading 7"/>
+    <w:basedOn w:val="Normal"/>
+    <w:next w:val="BodyText"/>
+    <w:link w:val="Heading7Char"/>
+    <w:uiPriority w:val="9"/>
+    <w:semiHidden/>
+    <w:unhideWhenUsed/>
+    <w:qFormat/>
+    <w:rsid w:val="00A10FD9"/>
+    <w:pPr>
+      <w:keepNext/>
+      <w:keepLines/>
+      <w:spacing w:after="0" w:before="40"/>
+      <w:outlineLvl w:val="6"/>
+    </w:pPr>
+    <w:rPr>
+      <w:rFonts w:cstheme="majorBidi" w:eastAsiaTheme="majorEastAsia"/>
+      <w:color w:themeColor="text1" w:themeTint="A6" w:val="595959"/>
+    </w:rPr>
+  </w:style>
+  <w:style w:styleId="Heading8" w:type="paragraph">
+    <w:name w:val="heading 8"/>
+    <w:basedOn w:val="Normal"/>
+    <w:next w:val="BodyText"/>
+    <w:link w:val="Heading8Char"/>
+    <w:uiPriority w:val="9"/>
+    <w:semiHidden/>
+    <w:unhideWhenUsed/>
+    <w:qFormat/>
+    <w:rsid w:val="00A10FD9"/>
+    <w:pPr>
+      <w:keepNext/>
+      <w:keepLines/>
+      <w:spacing w:after="0"/>
+      <w:outlineLvl w:val="7"/>
+    </w:pPr>
+    <w:rPr>
+      <w:rFonts w:cstheme="majorBidi" w:eastAsiaTheme="majorEastAsia"/>
+      <w:i/>
+      <w:iCs/>
+      <w:color w:themeColor="text1" w:themeTint="D8" w:val="272727"/>
+    </w:rPr>
+  </w:style>
+  <w:style w:styleId="Heading9" w:type="paragraph">
+    <w:name w:val="heading 9"/>
+    <w:basedOn w:val="Normal"/>
+    <w:next w:val="BodyText"/>
+    <w:link w:val="Heading9Char"/>
+    <w:uiPriority w:val="9"/>
+    <w:semiHidden/>
+    <w:unhideWhenUsed/>
+    <w:qFormat/>
+    <w:rsid w:val="00A10FD9"/>
+    <w:pPr>
+      <w:keepNext/>
+      <w:keepLines/>
+      <w:spacing w:after="0"/>
+      <w:outlineLvl w:val="8"/>
+    </w:pPr>
+    <w:rPr>
+      <w:rFonts w:cstheme="majorBidi" w:eastAsiaTheme="majorEastAsia"/>
+      <w:color w:themeColor="text1" w:themeTint="D8" w:val="272727"/>
+    </w:rPr>
+  </w:style>
+  <w:style w:customStyle="1" w:styleId="Heading1Char" w:type="character">
     <w:name w:val="Heading 1 Char"/>
     <w:basedOn w:val="DefaultParagraphFont"/>
     <w:link w:val="Heading1"/>
     <w:uiPriority w:val="9"/>
     <w:rsid w:val="00A10FD9"/>
     <w:rPr>
-      <w:rFonts w:asciiTheme="majorHAnsi" w:eastAsiaTheme="majorEastAsia" w:hAnsiTheme="majorHAnsi" w:cstheme="majorBidi"/>
-      <w:color w:val="0F4761" w:themeColor="accent1" w:themeShade="BF"/>
+      <w:rFonts w:asciiTheme="majorHAnsi" w:cstheme="majorBidi" w:eastAsiaTheme="majorEastAsia" w:hAnsiTheme="majorHAnsi"/>
+      <w:color w:themeColor="accent1" w:themeShade="BF" w:val="0F4761"/>
       <w:sz w:val="40"/>
       <w:szCs w:val="40"/>
     </w:rPr>
   </w:style>
-  <w:style w:type="character" w:customStyle="1" w:styleId="Heading2Char">
+  <w:style w:customStyle="1" w:styleId="Heading2Char" w:type="character">
     <w:name w:val="Heading 2 Char"/>
     <w:basedOn w:val="DefaultParagraphFont"/>
     <w:link w:val="Heading2"/>
@@ -877,13 +1016,13 @@
     <w:semiHidden/>
     <w:rsid w:val="00A10FD9"/>
     <w:rPr>
-      <w:rFonts w:asciiTheme="majorHAnsi" w:eastAsiaTheme="majorEastAsia" w:hAnsiTheme="majorHAnsi" w:cstheme="majorBidi"/>
-      <w:color w:val="0F4761" w:themeColor="accent1" w:themeShade="BF"/>
+      <w:rFonts w:asciiTheme="majorHAnsi" w:cstheme="majorBidi" w:eastAsiaTheme="majorEastAsia" w:hAnsiTheme="majorHAnsi"/>
+      <w:color w:themeColor="accent1" w:themeShade="BF" w:val="0F4761"/>
       <w:sz w:val="32"/>
       <w:szCs w:val="32"/>
     </w:rPr>
   </w:style>
-  <w:style w:type="character" w:customStyle="1" w:styleId="Heading3Char">
+  <w:style w:customStyle="1" w:styleId="Heading3Char" w:type="character">
     <w:name w:val="Heading 3 Char"/>
     <w:basedOn w:val="DefaultParagraphFont"/>
     <w:link w:val="Heading3"/>
@@ -891,13 +1030,13 @@
     <w:semiHidden/>
     <w:rsid w:val="00A10FD9"/>
     <w:rPr>
-      <w:rFonts w:eastAsiaTheme="majorEastAsia" w:cstheme="majorBidi"/>
-      <w:color w:val="0F4761" w:themeColor="accent1" w:themeShade="BF"/>
+      <w:rFonts w:cstheme="majorBidi" w:eastAsiaTheme="majorEastAsia"/>
+      <w:color w:themeColor="accent1" w:themeShade="BF" w:val="0F4761"/>
       <w:sz w:val="28"/>
       <w:szCs w:val="28"/>
     </w:rPr>
   </w:style>
-  <w:style w:type="character" w:customStyle="1" w:styleId="Heading4Char">
+  <w:style w:customStyle="1" w:styleId="Heading4Char" w:type="character">
     <w:name w:val="Heading 4 Char"/>
     <w:basedOn w:val="DefaultParagraphFont"/>
     <w:link w:val="Heading4"/>
@@ -905,13 +1044,13 @@
     <w:semiHidden/>
     <w:rsid w:val="00A10FD9"/>
     <w:rPr>
-      <w:rFonts w:eastAsiaTheme="majorEastAsia" w:cstheme="majorBidi"/>
+      <w:rFonts w:cstheme="majorBidi" w:eastAsiaTheme="majorEastAsia"/>
       <w:i/>
       <w:iCs/>
-      <w:color w:val="0F4761" w:themeColor="accent1" w:themeShade="BF"/>
-    </w:rPr>
-  </w:style>
-  <w:style w:type="character" w:customStyle="1" w:styleId="Heading5Char">
+      <w:color w:themeColor="accent1" w:themeShade="BF" w:val="0F4761"/>
+    </w:rPr>
+  </w:style>
+  <w:style w:customStyle="1" w:styleId="Heading5Char" w:type="character">
     <w:name w:val="Heading 5 Char"/>
     <w:basedOn w:val="DefaultParagraphFont"/>
     <w:link w:val="Heading5"/>
@@ -919,11 +1058,11 @@
     <w:semiHidden/>
     <w:rsid w:val="00A10FD9"/>
     <w:rPr>
-      <w:rFonts w:eastAsiaTheme="majorEastAsia" w:cstheme="majorBidi"/>
-      <w:color w:val="0F4761" w:themeColor="accent1" w:themeShade="BF"/>
-    </w:rPr>
-  </w:style>
-  <w:style w:type="character" w:customStyle="1" w:styleId="Heading6Char">
+      <w:rFonts w:cstheme="majorBidi" w:eastAsiaTheme="majorEastAsia"/>
+      <w:color w:themeColor="accent1" w:themeShade="BF" w:val="0F4761"/>
+    </w:rPr>
+  </w:style>
+  <w:style w:customStyle="1" w:styleId="Heading6Char" w:type="character">
     <w:name w:val="Heading 6 Char"/>
     <w:basedOn w:val="DefaultParagraphFont"/>
     <w:link w:val="Heading6"/>
@@ -931,13 +1070,13 @@
     <w:semiHidden/>
     <w:rsid w:val="00A10FD9"/>
     <w:rPr>
-      <w:rFonts w:eastAsiaTheme="majorEastAsia" w:cstheme="majorBidi"/>
+      <w:rFonts w:cstheme="majorBidi" w:eastAsiaTheme="majorEastAsia"/>
       <w:i/>
       <w:iCs/>
-      <w:color w:val="595959" w:themeColor="text1" w:themeTint="A6"/>
-    </w:rPr>
-  </w:style>
-  <w:style w:type="character" w:customStyle="1" w:styleId="Heading7Char">
+      <w:color w:themeColor="text1" w:themeTint="A6" w:val="595959"/>
+    </w:rPr>
+  </w:style>
+  <w:style w:customStyle="1" w:styleId="Heading7Char" w:type="character">
     <w:name w:val="Heading 7 Char"/>
     <w:basedOn w:val="DefaultParagraphFont"/>
     <w:link w:val="Heading7"/>
@@ -945,11 +1084,11 @@
     <w:semiHidden/>
     <w:rsid w:val="00A10FD9"/>
     <w:rPr>
-      <w:rFonts w:eastAsiaTheme="majorEastAsia" w:cstheme="majorBidi"/>
-      <w:color w:val="595959" w:themeColor="text1" w:themeTint="A6"/>
-    </w:rPr>
-  </w:style>
-  <w:style w:type="character" w:customStyle="1" w:styleId="Heading8Char">
+      <w:rFonts w:cstheme="majorBidi" w:eastAsiaTheme="majorEastAsia"/>
+      <w:color w:themeColor="text1" w:themeTint="A6" w:val="595959"/>
+    </w:rPr>
+  </w:style>
+  <w:style w:customStyle="1" w:styleId="Heading8Char" w:type="character">
     <w:name w:val="Heading 8 Char"/>
     <w:basedOn w:val="DefaultParagraphFont"/>
     <w:link w:val="Heading8"/>
@@ -957,13 +1096,13 @@
     <w:semiHidden/>
     <w:rsid w:val="00A10FD9"/>
     <w:rPr>
-      <w:rFonts w:eastAsiaTheme="majorEastAsia" w:cstheme="majorBidi"/>
+      <w:rFonts w:cstheme="majorBidi" w:eastAsiaTheme="majorEastAsia"/>
       <w:i/>
       <w:iCs/>
-      <w:color w:val="272727" w:themeColor="text1" w:themeTint="D8"/>
-    </w:rPr>
-  </w:style>
-  <w:style w:type="character" w:customStyle="1" w:styleId="Heading9Char">
+      <w:color w:themeColor="text1" w:themeTint="D8" w:val="272727"/>
+    </w:rPr>
+  </w:style>
+  <w:style w:customStyle="1" w:styleId="Heading9Char" w:type="character">
     <w:name w:val="Heading 9 Char"/>
     <w:basedOn w:val="DefaultParagraphFont"/>
     <w:link w:val="Heading9"/>
@@ -971,11 +1110,11 @@
     <w:semiHidden/>
     <w:rsid w:val="00A10FD9"/>
     <w:rPr>
-      <w:rFonts w:eastAsiaTheme="majorEastAsia" w:cstheme="majorBidi"/>
-      <w:color w:val="272727" w:themeColor="text1" w:themeTint="D8"/>
-    </w:rPr>
-  </w:style>
-  <w:style w:type="paragraph" w:styleId="BlockText">
+      <w:rFonts w:cstheme="majorBidi" w:eastAsiaTheme="majorEastAsia"/>
+      <w:color w:themeColor="text1" w:themeTint="D8" w:val="272727"/>
+    </w:rPr>
+  </w:style>
+  <w:style w:styleId="BlockText" w:type="paragraph">
     <w:name w:val="Block Text"/>
     <w:basedOn w:val="BodyText"/>
     <w:next w:val="BodyText"/>
@@ -983,18 +1122,19 @@
     <w:unhideWhenUsed/>
     <w:qFormat/>
     <w:pPr>
-      <w:spacing w:before="100" w:after="100"/>
-      <w:ind w:left="480" w:right="480"/>
-    </w:pPr>
-  </w:style>
-  <w:style w:type="paragraph" w:styleId="FootnoteText">
-    <w:name w:val="footnote text"/>
-    <w:basedOn w:val="Normal"/>
+      <w:spacing w:after="100" w:before="100"/>
+      <w:ind w:firstLine="0" w:left="480" w:right="480"/>
+    </w:pPr>
+  </w:style>
+  <w:style w:styleId="FootnoteText" w:type="paragraph">
+    <w:name w:val="Footnote Text"/>
+    <w:basedOn w:val="Normal"/>
+    <w:next w:val="FootnoteText"/>
     <w:uiPriority w:val="9"/>
     <w:unhideWhenUsed/>
     <w:qFormat/>
   </w:style>
-  <w:style w:type="paragraph" w:customStyle="1" w:styleId="FootnoteBlockText">
+  <w:style w:styleId="FootnoteBlockText" w:type="paragraph">
     <w:name w:val="Footnote Block Text"/>
     <w:basedOn w:val="FootnoteText"/>
     <w:next w:val="FootnoteText"/>
@@ -1002,35 +1142,40 @@
     <w:unhideWhenUsed/>
     <w:qFormat/>
     <w:pPr>
-      <w:spacing w:before="100" w:after="100"/>
-      <w:ind w:left="480" w:right="480"/>
-    </w:pPr>
-  </w:style>
-  <w:style w:type="table" w:customStyle="1" w:styleId="Table">
-    <w:name w:val="Table"/>
+      <w:spacing w:after="100" w:before="100"/>
+      <w:ind w:firstLine="0" w:left="480" w:right="480"/>
+    </w:pPr>
+  </w:style>
+  <w:style w:default="1" w:styleId="DefaultParagraphFont" w:type="character">
+    <w:name w:val="Default Paragraph Font"/>
     <w:semiHidden/>
     <w:unhideWhenUsed/>
+  </w:style>
+  <w:style w:default="1" w:styleId="Table" w:type="table">
+    <w:name w:val="Table"/>
+    <w:basedOn w:val="TableNormal"/>
+    <w:semiHidden/>
+    <w:unhideWhenUsed/>
     <w:qFormat/>
     <w:tblPr>
-      <w:tblInd w:w="0" w:type="dxa"/>
+      <w:tblInd w:type="dxa" w:w="0"/>
       <w:tblCellMar>
-        <w:top w:w="0" w:type="dxa"/>
-        <w:left w:w="108" w:type="dxa"/>
-        <w:bottom w:w="0" w:type="dxa"/>
-        <w:right w:w="108" w:type="dxa"/>
+        <w:top w:type="dxa" w:w="0"/>
+        <w:left w:type="dxa" w:w="108"/>
+        <w:bottom w:type="dxa" w:w="0"/>
+        <w:right w:type="dxa" w:w="108"/>
       </w:tblCellMar>
     </w:tblPr>
     <w:tblStylePr w:type="firstRow">
-      <w:tblPr/>
       <w:tcPr>
         <w:tcBorders>
-          <w:bottom w:val="single" w:sz="0" w:space="0" w:color="auto"/>
+          <w:bottom w:val="single"/>
         </w:tcBorders>
         <w:vAlign w:val="bottom"/>
       </w:tcPr>
     </w:tblStylePr>
   </w:style>
-  <w:style w:type="paragraph" w:customStyle="1" w:styleId="DefinitionTerm">
+  <w:style w:customStyle="1" w:styleId="DefinitionTerm" w:type="paragraph">
     <w:name w:val="Definition Term"/>
     <w:basedOn w:val="Normal"/>
     <w:next w:val="Definition"/>
@@ -1043,76 +1188,75 @@
       <w:b/>
     </w:rPr>
   </w:style>
-  <w:style w:type="paragraph" w:customStyle="1" w:styleId="Definition">
+  <w:style w:customStyle="1" w:styleId="Definition" w:type="paragraph">
     <w:name w:val="Definition"/>
     <w:basedOn w:val="Normal"/>
   </w:style>
-  <w:style w:type="paragraph" w:styleId="Caption">
-    <w:name w:val="caption"/>
-    <w:basedOn w:val="Normal"/>
-    <w:link w:val="CaptionChar"/>
-    <w:pPr>
-      <w:spacing w:after="120"/>
+  <w:style w:styleId="Caption" w:type="paragraph">
+    <w:name w:val="Caption"/>
+    <w:basedOn w:val="Normal"/>
+    <w:link w:val="BodyTextChar"/>
+    <w:pPr>
+      <w:spacing w:after="120" w:before="0"/>
     </w:pPr>
     <w:rPr>
       <w:i/>
     </w:rPr>
   </w:style>
-  <w:style w:type="paragraph" w:customStyle="1" w:styleId="TableCaption">
+  <w:style w:customStyle="1" w:styleId="TableCaption" w:type="paragraph">
     <w:name w:val="Table Caption"/>
     <w:basedOn w:val="Caption"/>
     <w:pPr>
       <w:keepNext/>
     </w:pPr>
   </w:style>
-  <w:style w:type="paragraph" w:customStyle="1" w:styleId="ImageCaption">
+  <w:style w:customStyle="1" w:styleId="ImageCaption" w:type="paragraph">
     <w:name w:val="Image Caption"/>
     <w:basedOn w:val="Caption"/>
   </w:style>
-  <w:style w:type="paragraph" w:customStyle="1" w:styleId="Figure">
+  <w:style w:customStyle="1" w:styleId="Figure" w:type="paragraph">
     <w:name w:val="Figure"/>
     <w:basedOn w:val="Normal"/>
   </w:style>
-  <w:style w:type="paragraph" w:customStyle="1" w:styleId="CaptionedFigure">
+  <w:style w:customStyle="1" w:styleId="CaptionedFigure" w:type="paragraph">
     <w:name w:val="Captioned Figure"/>
     <w:basedOn w:val="Figure"/>
     <w:pPr>
       <w:keepNext/>
     </w:pPr>
   </w:style>
-  <w:style w:type="character" w:customStyle="1" w:styleId="CaptionChar">
-    <w:name w:val="Caption Char"/>
+  <w:style w:customStyle="1" w:styleId="BodyTextChar" w:type="character">
+    <w:name w:val="Body Text Char"/>
     <w:basedOn w:val="DefaultParagraphFont"/>
-    <w:link w:val="Caption"/>
-  </w:style>
-  <w:style w:type="character" w:customStyle="1" w:styleId="VerbatimChar">
+    <w:link w:val="BodyText"/>
+  </w:style>
+  <w:style w:customStyle="1" w:styleId="VerbatimChar" w:type="character">
     <w:name w:val="Verbatim Char"/>
-    <w:basedOn w:val="CaptionChar"/>
-    <w:link w:val="SourceCode"/>
+    <w:basedOn w:val="BodyTextChar"/>
     <w:rPr>
       <w:rFonts w:ascii="Consolas" w:hAnsi="Consolas"/>
       <w:sz w:val="22"/>
     </w:rPr>
   </w:style>
-  <w:style w:type="character" w:customStyle="1" w:styleId="SectionNumber">
+  <w:style w:customStyle="1" w:styleId="SectionNumber" w:type="character">
     <w:name w:val="Section Number"/>
-    <w:basedOn w:val="CaptionChar"/>
-  </w:style>
-  <w:style w:type="character" w:styleId="FootnoteReference">
-    <w:name w:val="footnote reference"/>
-    <w:basedOn w:val="CaptionChar"/>
+    <w:basedOn w:val="BodyTextChar"/>
+  </w:style>
+  <w:style w:styleId="FootnoteReference" w:type="character">
+    <w:name w:val="Footnote Reference"/>
+    <w:basedOn w:val="BodyTextChar"/>
     <w:rPr>
       <w:vertAlign w:val="superscript"/>
     </w:rPr>
   </w:style>
-  <w:style w:type="character" w:styleId="Hyperlink">
+  <w:style w:styleId="Hyperlink" w:type="character">
     <w:name w:val="Hyperlink"/>
-    <w:basedOn w:val="CaptionChar"/>
-    <w:rPr>
-      <w:color w:val="156082" w:themeColor="accent1"/>
-    </w:rPr>
-  </w:style>
-  <w:style w:type="paragraph" w:styleId="TOCHeading">
+    <w:basedOn w:val="BodyTextChar"/>
+    <w:rPr>
+      <w:color w:themeColor="accent1" w:val="4F81BD"/>
+    </w:rPr>
+  </w:style>
+  <w:style w:styleId="TOCHeading" w:type="paragraph">
     <w:name w:val="TOC Heading"/>
     <w:basedOn w:val="Heading1"/>
     <w:next w:val="BodyText"/>
@@ -1123,305 +1267,246 @@
       <w:spacing w:before="240" w:line="259" w:lineRule="auto"/>
       <w:outlineLvl w:val="9"/>
     </w:pPr>
+    <w:rPr>
+      <w:rFonts w:asciiTheme="majorHAnsi" w:cstheme="majorBidi" w:eastAsiaTheme="majorEastAsia" w:hAnsiTheme="majorHAnsi"/>
+      <w:b w:val="0"/>
+      <w:bCs w:val="0"/>
+      <w:color w:themeColor="accent1" w:themeShade="BF" w:val="365F91"/>
+    </w:rPr>
   </w:style>
   <w:style w:type="paragraph" w:customStyle="1" w:styleId="SourceCode">
     <w:name w:val="Source Code"/>
     <w:basedOn w:val="Normal"/>
     <w:link w:val="VerbatimChar"/>
     <w:pPr>
-      <w:wordWrap w:val="0"/>
+      <w:wordWrap w:val="off"/>
     </w:pPr>
   </w:style>
   <w:style w:type="character" w:customStyle="1" w:styleId="KeywordTok">
     <w:name w:val="KeywordTok"/>
     <w:basedOn w:val="VerbatimChar"/>
     <w:rPr>
-      <w:rFonts w:ascii="Consolas" w:hAnsi="Consolas"/>
       <w:b/>
       <w:color w:val="007020"/>
-      <w:sz w:val="22"/>
     </w:rPr>
   </w:style>
   <w:style w:type="character" w:customStyle="1" w:styleId="DataTypeTok">
     <w:name w:val="DataTypeTok"/>
     <w:basedOn w:val="VerbatimChar"/>
     <w:rPr>
-      <w:rFonts w:ascii="Consolas" w:hAnsi="Consolas"/>
       <w:color w:val="902000"/>
-      <w:sz w:val="22"/>
     </w:rPr>
   </w:style>
   <w:style w:type="character" w:customStyle="1" w:styleId="DecValTok">
     <w:name w:val="DecValTok"/>
     <w:basedOn w:val="VerbatimChar"/>
     <w:rPr>
-      <w:rFonts w:ascii="Consolas" w:hAnsi="Consolas"/>
-      <w:color w:val="40A070"/>
-      <w:sz w:val="22"/>
+      <w:color w:val="40a070"/>
     </w:rPr>
   </w:style>
   <w:style w:type="character" w:customStyle="1" w:styleId="BaseNTok">
     <w:name w:val="BaseNTok"/>
     <w:basedOn w:val="VerbatimChar"/>
     <w:rPr>
-      <w:rFonts w:ascii="Consolas" w:hAnsi="Consolas"/>
-      <w:color w:val="40A070"/>
-      <w:sz w:val="22"/>
+      <w:color w:val="40a070"/>
     </w:rPr>
   </w:style>
   <w:style w:type="character" w:customStyle="1" w:styleId="FloatTok">
     <w:name w:val="FloatTok"/>
     <w:basedOn w:val="VerbatimChar"/>
     <w:rPr>
-      <w:rFonts w:ascii="Consolas" w:hAnsi="Consolas"/>
-      <w:color w:val="40A070"/>
-      <w:sz w:val="22"/>
+      <w:color w:val="40a070"/>
     </w:rPr>
   </w:style>
   <w:style w:type="character" w:customStyle="1" w:styleId="ConstantTok">
     <w:name w:val="ConstantTok"/>
     <w:basedOn w:val="VerbatimChar"/>
     <w:rPr>
-      <w:rFonts w:ascii="Consolas" w:hAnsi="Consolas"/>
       <w:color w:val="880000"/>
-      <w:sz w:val="22"/>
     </w:rPr>
   </w:style>
   <w:style w:type="character" w:customStyle="1" w:styleId="CharTok">
     <w:name w:val="CharTok"/>
     <w:basedOn w:val="VerbatimChar"/>
     <w:rPr>
-      <w:rFonts w:ascii="Consolas" w:hAnsi="Consolas"/>
-      <w:color w:val="4070A0"/>
-      <w:sz w:val="22"/>
+      <w:color w:val="4070a0"/>
     </w:rPr>
   </w:style>
   <w:style w:type="character" w:customStyle="1" w:styleId="SpecialCharTok">
     <w:name w:val="SpecialCharTok"/>
     <w:basedOn w:val="VerbatimChar"/>
     <w:rPr>
-      <w:rFonts w:ascii="Consolas" w:hAnsi="Consolas"/>
-      <w:color w:val="4070A0"/>
-      <w:sz w:val="22"/>
+      <w:color w:val="4070a0"/>
     </w:rPr>
   </w:style>
   <w:style w:type="character" w:customStyle="1" w:styleId="StringTok">
     <w:name w:val="StringTok"/>
     <w:basedOn w:val="VerbatimChar"/>
     <w:rPr>
-      <w:rFonts w:ascii="Consolas" w:hAnsi="Consolas"/>
-      <w:color w:val="4070A0"/>
-      <w:sz w:val="22"/>
+      <w:color w:val="4070a0"/>
     </w:rPr>
   </w:style>
   <w:style w:type="character" w:customStyle="1" w:styleId="VerbatimStringTok">
     <w:name w:val="VerbatimStringTok"/>
     <w:basedOn w:val="VerbatimChar"/>
     <w:rPr>
-      <w:rFonts w:ascii="Consolas" w:hAnsi="Consolas"/>
-      <w:color w:val="4070A0"/>
-      <w:sz w:val="22"/>
+      <w:color w:val="4070a0"/>
     </w:rPr>
   </w:style>
   <w:style w:type="character" w:customStyle="1" w:styleId="SpecialStringTok">
     <w:name w:val="SpecialStringTok"/>
     <w:basedOn w:val="VerbatimChar"/>
     <w:rPr>
-      <w:rFonts w:ascii="Consolas" w:hAnsi="Consolas"/>
-      <w:color w:val="BB6688"/>
-      <w:sz w:val="22"/>
+      <w:color w:val="bb6688"/>
     </w:rPr>
   </w:style>
   <w:style w:type="character" w:customStyle="1" w:styleId="ImportTok">
     <w:name w:val="ImportTok"/>
     <w:basedOn w:val="VerbatimChar"/>
     <w:rPr>
-      <w:rFonts w:ascii="Consolas" w:hAnsi="Consolas"/>
       <w:b/>
       <w:color w:val="008000"/>
-      <w:sz w:val="22"/>
     </w:rPr>
   </w:style>
   <w:style w:type="character" w:customStyle="1" w:styleId="CommentTok">
     <w:name w:val="CommentTok"/>
     <w:basedOn w:val="VerbatimChar"/>
     <w:rPr>
-      <w:rFonts w:ascii="Consolas" w:hAnsi="Consolas"/>
       <w:i/>
-      <w:color w:val="60A0B0"/>
-      <w:sz w:val="22"/>
+      <w:color w:val="60a0b0"/>
     </w:rPr>
   </w:style>
   <w:style w:type="character" w:customStyle="1" w:styleId="DocumentationTok">
     <w:name w:val="DocumentationTok"/>
     <w:basedOn w:val="VerbatimChar"/>
     <w:rPr>
-      <w:rFonts w:ascii="Consolas" w:hAnsi="Consolas"/>
       <w:i/>
-      <w:color w:val="BA2121"/>
-      <w:sz w:val="22"/>
+      <w:color w:val="ba2121"/>
     </w:rPr>
   </w:style>
   <w:style w:type="character" w:customStyle="1" w:styleId="AnnotationTok">
     <w:name w:val="AnnotationTok"/>
     <w:basedOn w:val="VerbatimChar"/>
     <w:rPr>
-      <w:rFonts w:ascii="Consolas" w:hAnsi="Consolas"/>
       <w:b/>
       <w:i/>
-      <w:color w:val="60A0B0"/>
-      <w:sz w:val="22"/>
+      <w:color w:val="60a0b0"/>
     </w:rPr>
   </w:style>
   <w:style w:type="character" w:customStyle="1" w:styleId="CommentVarTok">
     <w:name w:val="CommentVarTok"/>
     <w:basedOn w:val="VerbatimChar"/>
     <w:rPr>
-      <w:rFonts w:ascii="Consolas" w:hAnsi="Consolas"/>
       <w:b/>
       <w:i/>
-      <w:color w:val="60A0B0"/>
-      <w:sz w:val="22"/>
+      <w:color w:val="60a0b0"/>
     </w:rPr>
   </w:style>
   <w:style w:type="character" w:customStyle="1" w:styleId="OtherTok">
     <w:name w:val="OtherTok"/>
     <w:basedOn w:val="VerbatimChar"/>
     <w:rPr>
-      <w:rFonts w:ascii="Consolas" w:hAnsi="Consolas"/>
       <w:color w:val="007020"/>
-      <w:sz w:val="22"/>
     </w:rPr>
   </w:style>
   <w:style w:type="character" w:customStyle="1" w:styleId="FunctionTok">
     <w:name w:val="FunctionTok"/>
     <w:basedOn w:val="VerbatimChar"/>
     <w:rPr>
-      <w:rFonts w:ascii="Consolas" w:hAnsi="Consolas"/>
-      <w:color w:val="06287E"/>
-      <w:sz w:val="22"/>
+      <w:color w:val="06287e"/>
     </w:rPr>
   </w:style>
   <w:style w:type="character" w:customStyle="1" w:styleId="VariableTok">
     <w:name w:val="VariableTok"/>
     <w:basedOn w:val="VerbatimChar"/>
     <w:rPr>
-      <w:rFonts w:ascii="Consolas" w:hAnsi="Consolas"/>
-      <w:color w:val="19177C"/>
-      <w:sz w:val="22"/>
+      <w:color w:val="19177c"/>
     </w:rPr>
   </w:style>
   <w:style w:type="character" w:customStyle="1" w:styleId="ControlFlowTok">
     <w:name w:val="ControlFlowTok"/>
     <w:basedOn w:val="VerbatimChar"/>
     <w:rPr>
-      <w:rFonts w:ascii="Consolas" w:hAnsi="Consolas"/>
       <w:b/>
       <w:color w:val="007020"/>
-      <w:sz w:val="22"/>
     </w:rPr>
   </w:style>
   <w:style w:type="character" w:customStyle="1" w:styleId="OperatorTok">
     <w:name w:val="OperatorTok"/>
     <w:basedOn w:val="VerbatimChar"/>
     <w:rPr>
-      <w:rFonts w:ascii="Consolas" w:hAnsi="Consolas"/>
       <w:color w:val="666666"/>
-      <w:sz w:val="22"/>
     </w:rPr>
   </w:style>
   <w:style w:type="character" w:customStyle="1" w:styleId="BuiltInTok">
     <w:name w:val="BuiltInTok"/>
     <w:basedOn w:val="VerbatimChar"/>
     <w:rPr>
-      <w:rFonts w:ascii="Consolas" w:hAnsi="Consolas"/>
       <w:color w:val="008000"/>
-      <w:sz w:val="22"/>
     </w:rPr>
   </w:style>
   <w:style w:type="character" w:customStyle="1" w:styleId="ExtensionTok">
     <w:name w:val="ExtensionTok"/>
     <w:basedOn w:val="VerbatimChar"/>
-    <w:rPr>
-      <w:rFonts w:ascii="Consolas" w:hAnsi="Consolas"/>
-      <w:sz w:val="22"/>
-    </w:rPr>
+    <w:rPr/>
   </w:style>
   <w:style w:type="character" w:customStyle="1" w:styleId="PreprocessorTok">
     <w:name w:val="PreprocessorTok"/>
     <w:basedOn w:val="VerbatimChar"/>
     <w:rPr>
-      <w:rFonts w:ascii="Consolas" w:hAnsi="Consolas"/>
-      <w:color w:val="BC7A00"/>
-      <w:sz w:val="22"/>
+      <w:color w:val="bc7a00"/>
     </w:rPr>
   </w:style>
   <w:style w:type="character" w:customStyle="1" w:styleId="AttributeTok">
     <w:name w:val="AttributeTok"/>
     <w:basedOn w:val="VerbatimChar"/>
     <w:rPr>
-      <w:rFonts w:ascii="Consolas" w:hAnsi="Consolas"/>
-      <w:color w:val="7D9029"/>
-      <w:sz w:val="22"/>
+      <w:color w:val="7d9029"/>
     </w:rPr>
   </w:style>
   <w:style w:type="character" w:customStyle="1" w:styleId="RegionMarkerTok">
     <w:name w:val="RegionMarkerTok"/>
     <w:basedOn w:val="VerbatimChar"/>
-    <w:rPr>
-      <w:rFonts w:ascii="Consolas" w:hAnsi="Consolas"/>
-      <w:sz w:val="22"/>
-    </w:rPr>
+    <w:rPr/>
   </w:style>
   <w:style w:type="character" w:customStyle="1" w:styleId="InformationTok">
     <w:name w:val="InformationTok"/>
     <w:basedOn w:val="VerbatimChar"/>
     <w:rPr>
-      <w:rFonts w:ascii="Consolas" w:hAnsi="Consolas"/>
       <w:b/>
       <w:i/>
-      <w:color w:val="60A0B0"/>
-      <w:sz w:val="22"/>
+      <w:color w:val="60a0b0"/>
     </w:rPr>
   </w:style>
   <w:style w:type="character" w:customStyle="1" w:styleId="WarningTok">
     <w:name w:val="WarningTok"/>
     <w:basedOn w:val="VerbatimChar"/>
     <w:rPr>
-      <w:rFonts w:ascii="Consolas" w:hAnsi="Consolas"/>
       <w:b/>
       <w:i/>
-      <w:color w:val="60A0B0"/>
-      <w:sz w:val="22"/>
+      <w:color w:val="60a0b0"/>
     </w:rPr>
   </w:style>
   <w:style w:type="character" w:customStyle="1" w:styleId="AlertTok">
     <w:name w:val="AlertTok"/>
     <w:basedOn w:val="VerbatimChar"/>
     <w:rPr>
-      <w:rFonts w:ascii="Consolas" w:hAnsi="Consolas"/>
       <w:b/>
-      <w:color w:val="FF0000"/>
-      <w:sz w:val="22"/>
+      <w:color w:val="ff0000"/>
     </w:rPr>
   </w:style>
   <w:style w:type="character" w:customStyle="1" w:styleId="ErrorTok">
     <w:name w:val="ErrorTok"/>
     <w:basedOn w:val="VerbatimChar"/>
     <w:rPr>
-      <w:rFonts w:ascii="Consolas" w:hAnsi="Consolas"/>
       <w:b/>
-      <w:color w:val="FF0000"/>
-      <w:sz w:val="22"/>
+      <w:color w:val="ff0000"/>
     </w:rPr>
   </w:style>
   <w:style w:type="character" w:customStyle="1" w:styleId="NormalTok">
     <w:name w:val="NormalTok"/>
     <w:basedOn w:val="VerbatimChar"/>
-    <w:rPr>
-      <w:rFonts w:ascii="Consolas" w:hAnsi="Consolas"/>
-      <w:sz w:val="22"/>
-    </w:rPr>
+    <w:rPr/>
   </w:style>
 </w:styles>
 </file>
